--- a/Capstone Project Book.docx
+++ b/Capstone Project Book.docx
@@ -112,7 +112,6 @@
           <w:rtl/>
         </w:rPr>
       </w:pPr>
-      <w:proofErr w:type="spellStart"/>
       <w:r>
         <w:rPr>
           <w:rFonts w:ascii="Times New Roman" w:eastAsia="Times New Roman" w:hAnsi="Times New Roman" w:cs="Times New Roman"/>
@@ -120,17 +119,7 @@
           <w:sz w:val="52"/>
           <w:szCs w:val="52"/>
         </w:rPr>
-        <w:t>OptiVision</w:t>
-      </w:r>
-      <w:proofErr w:type="spellEnd"/>
-      <w:r>
-        <w:rPr>
-          <w:rFonts w:ascii="Times New Roman" w:eastAsia="Times New Roman" w:hAnsi="Times New Roman" w:cs="Times New Roman"/>
-          <w:b/>
-          <w:sz w:val="52"/>
-          <w:szCs w:val="52"/>
-        </w:rPr>
-        <w:t>:</w:t>
+        <w:t>OptiVision:</w:t>
       </w:r>
     </w:p>
     <w:p>
@@ -318,7 +307,7 @@
       <w:pPr>
         <w:jc w:val="center"/>
         <w:rPr>
-          <w:rFonts w:ascii="Times New Roman" w:eastAsia="Times New Roman" w:hAnsi="Times New Roman" w:cs="Times New Roman" w:hint="cs"/>
+          <w:rFonts w:ascii="Times New Roman" w:eastAsia="Times New Roman" w:hAnsi="Times New Roman" w:cs="Times New Roman"/>
           <w:b/>
           <w:sz w:val="36"/>
           <w:szCs w:val="36"/>
@@ -371,7 +360,6 @@
           <w:szCs w:val="24"/>
         </w:rPr>
       </w:pPr>
-      <w:proofErr w:type="spellStart"/>
       <w:r>
         <w:rPr>
           <w:rFonts w:ascii="Times New Roman" w:eastAsia="Times New Roman" w:hAnsi="Times New Roman" w:cs="Times New Roman"/>
@@ -379,19 +367,20 @@
           <w:sz w:val="24"/>
           <w:szCs w:val="24"/>
         </w:rPr>
-        <w:t>OptiVision</w:t>
-      </w:r>
-      <w:proofErr w:type="spellEnd"/>
-      <w:r>
+        <w:t>OptiVision is a desktop application designed to provide accessible and user-friendly tools for the early detection of vision impairments. With millions of people worldwide affected by undiagnosed vision issues, there is a pressing need for a solution that allows users to conduct preliminary vision tests from the comfort of their homes. OptiVision addresses this need by incorporating a series of scientifically validated tests, including visual acuity, color vision, contrast sensitivity, blur detection, and field of vision assessments.</w:t>
+      </w:r>
+    </w:p>
+    <w:p>
+      <w:pPr>
+        <w:bidi w:val="0"/>
+        <w:spacing w:line="360" w:lineRule="auto"/>
         <w:rPr>
           <w:rFonts w:ascii="Times New Roman" w:eastAsia="Times New Roman" w:hAnsi="Times New Roman" w:cs="Times New Roman"/>
           <w:bCs/>
           <w:sz w:val="24"/>
           <w:szCs w:val="24"/>
         </w:rPr>
-        <w:t xml:space="preserve"> is a desktop application designed to provide accessible and user-friendly tools for the early detection of vision impairments. With millions of people worldwide affected by undiagnosed vision issues, there is a pressing need for a solution that allows users to conduct preliminary vision tests from the comfort of their homes. </w:t>
-      </w:r>
-      <w:proofErr w:type="spellStart"/>
+      </w:pPr>
       <w:r>
         <w:rPr>
           <w:rFonts w:ascii="Times New Roman" w:eastAsia="Times New Roman" w:hAnsi="Times New Roman" w:cs="Times New Roman"/>
@@ -399,117 +388,59 @@
           <w:sz w:val="24"/>
           <w:szCs w:val="24"/>
         </w:rPr>
-        <w:t>OptiVision</w:t>
-      </w:r>
-      <w:proofErr w:type="spellEnd"/>
-      <w:r>
+        <w:t>The application guides users through these tests, ensuring accurate results through an initial screen calibration process. Test results are securely stored in a database, allowing users to track their vision health over time. The system provides clear and actionable recommendations based on the results, encouraging users to seek professional eye care when necessary.</w:t>
+      </w:r>
+    </w:p>
+    <w:p>
+      <w:pPr>
+        <w:bidi w:val="0"/>
+        <w:spacing w:line="360" w:lineRule="auto"/>
         <w:rPr>
           <w:rFonts w:ascii="Times New Roman" w:eastAsia="Times New Roman" w:hAnsi="Times New Roman" w:cs="Times New Roman"/>
           <w:bCs/>
           <w:sz w:val="24"/>
           <w:szCs w:val="24"/>
         </w:rPr>
-        <w:t xml:space="preserve"> addresses this need by incorporating a series of scientifically validated tests, including visual acuity, color vision, contrast sensitivity, blur detection, and field of vision assessments.</w:t>
-      </w:r>
-    </w:p>
-    <w:p>
-      <w:pPr>
-        <w:bidi w:val="0"/>
-        <w:spacing w:line="360" w:lineRule="auto"/>
+      </w:pPr>
+      <w:r>
         <w:rPr>
           <w:rFonts w:ascii="Times New Roman" w:eastAsia="Times New Roman" w:hAnsi="Times New Roman" w:cs="Times New Roman"/>
           <w:bCs/>
           <w:sz w:val="24"/>
           <w:szCs w:val="24"/>
         </w:rPr>
-      </w:pPr>
-      <w:r>
+        <w:t>OptiVision operates by utilizing hardware inputs such as the user's monitor, mouse, and keyboard. The user first performs a screen calibration to ensure test accuracy, followed by a guided sequence of vision tests. Each test is interactive and tailored to measure specific aspects of vision health. After completing the tests, the system processes the data and displays a detailed report, highlighting any areas of concern. Users can revisit past results and monitor changes in their vision, allowing for early detection of potential issues. By making vision health assessments more accessible, OptiVision aims to reduce the number of undiagnosed cases and promote early intervention, ultimately improving the quality of life for individuals with potential vision impairments.</w:t>
+      </w:r>
+    </w:p>
+    <w:p>
+      <w:pPr>
         <w:rPr>
           <w:rFonts w:ascii="Times New Roman" w:eastAsia="Times New Roman" w:hAnsi="Times New Roman" w:cs="Times New Roman"/>
           <w:bCs/>
           <w:sz w:val="24"/>
           <w:szCs w:val="24"/>
-        </w:rPr>
-        <w:t>The application guides users through these tests, ensuring accurate results through an initial screen calibration process. Test results are securely stored in a database, allowing users to track their vision health over time. The system provides clear and actionable recommendations based on the results, encouraging users to seek professional eye care when necessary.</w:t>
-      </w:r>
-    </w:p>
-    <w:p>
-      <w:pPr>
-        <w:bidi w:val="0"/>
-        <w:spacing w:line="360" w:lineRule="auto"/>
+          <w:rtl/>
+        </w:rPr>
+      </w:pPr>
+      <w:r>
         <w:rPr>
           <w:rFonts w:ascii="Times New Roman" w:eastAsia="Times New Roman" w:hAnsi="Times New Roman" w:cs="Times New Roman"/>
           <w:bCs/>
           <w:sz w:val="24"/>
           <w:szCs w:val="24"/>
         </w:rPr>
-      </w:pPr>
-      <w:proofErr w:type="spellStart"/>
-      <w:r>
-        <w:rPr>
-          <w:rFonts w:ascii="Times New Roman" w:eastAsia="Times New Roman" w:hAnsi="Times New Roman" w:cs="Times New Roman"/>
-          <w:bCs/>
-          <w:sz w:val="24"/>
-          <w:szCs w:val="24"/>
-        </w:rPr>
-        <w:t>OptiVision</w:t>
-      </w:r>
-      <w:proofErr w:type="spellEnd"/>
-      <w:r>
-        <w:rPr>
-          <w:rFonts w:ascii="Times New Roman" w:eastAsia="Times New Roman" w:hAnsi="Times New Roman" w:cs="Times New Roman"/>
-          <w:bCs/>
-          <w:sz w:val="24"/>
-          <w:szCs w:val="24"/>
-        </w:rPr>
-        <w:t xml:space="preserve"> operates by utilizing hardware inputs such as the user's monitor, mouse, and keyboard. The user first performs a screen calibration to ensure test accuracy, followed by a guided sequence of vision tests. Each test is interactive and tailored to measure specific aspects of vision health. After completing the tests, the system processes the data and displays a detailed report, highlighting any areas of concern. Users can revisit past results and monitor changes in their vision, allowing for early detection of potential issues. By making vision health assessments more accessible, </w:t>
-      </w:r>
-      <w:proofErr w:type="spellStart"/>
-      <w:r>
-        <w:rPr>
-          <w:rFonts w:ascii="Times New Roman" w:eastAsia="Times New Roman" w:hAnsi="Times New Roman" w:cs="Times New Roman"/>
-          <w:bCs/>
-          <w:sz w:val="24"/>
-          <w:szCs w:val="24"/>
-        </w:rPr>
-        <w:t>OptiVision</w:t>
-      </w:r>
-      <w:proofErr w:type="spellEnd"/>
-      <w:r>
-        <w:rPr>
-          <w:rFonts w:ascii="Times New Roman" w:eastAsia="Times New Roman" w:hAnsi="Times New Roman" w:cs="Times New Roman"/>
-          <w:bCs/>
-          <w:sz w:val="24"/>
-          <w:szCs w:val="24"/>
-        </w:rPr>
-        <w:t xml:space="preserve"> aims to reduce the number of undiagnosed cases and promote early intervention, ultimately improving the quality of life for individuals with potential vision impairments.</w:t>
-      </w:r>
-    </w:p>
-    <w:p>
-      <w:pPr>
-        <w:rPr>
-          <w:rFonts w:ascii="Times New Roman" w:eastAsia="Times New Roman" w:hAnsi="Times New Roman" w:cs="Times New Roman"/>
-          <w:bCs/>
-          <w:sz w:val="24"/>
-          <w:szCs w:val="24"/>
-          <w:rtl/>
-        </w:rPr>
-      </w:pPr>
-      <w:r>
-        <w:rPr>
-          <w:rFonts w:ascii="Times New Roman" w:eastAsia="Times New Roman" w:hAnsi="Times New Roman" w:cs="Times New Roman"/>
-          <w:bCs/>
-          <w:sz w:val="24"/>
-          <w:szCs w:val="24"/>
-        </w:rPr>
         <w:br w:type="page"/>
       </w:r>
     </w:p>
     <w:sdt>
       <w:sdtPr>
         <w:rPr>
-          <w:rFonts w:asciiTheme="majorBidi" w:hAnsiTheme="majorBidi"/>
+          <w:rFonts w:asciiTheme="majorBidi" w:eastAsia="Calibri" w:hAnsiTheme="majorBidi" w:cs="Calibri"/>
+          <w:b w:val="0"/>
           <w:color w:val="auto"/>
+          <w:sz w:val="22"/>
+          <w:szCs w:val="22"/>
+          <w:lang w:bidi="he-IL"/>
         </w:rPr>
         <w:id w:val="1169689095"/>
         <w:docPartObj>
@@ -519,12 +450,8 @@
       </w:sdtPr>
       <w:sdtEndPr>
         <w:rPr>
-          <w:rFonts w:ascii="Calibri" w:eastAsia="Calibri" w:hAnsi="Calibri" w:cs="Calibri"/>
-          <w:b w:val="0"/>
-          <w:sz w:val="22"/>
-          <w:szCs w:val="22"/>
+          <w:rFonts w:ascii="Calibri" w:hAnsi="Calibri"/>
           <w:rtl/>
-          <w:lang w:bidi="he-IL"/>
         </w:rPr>
       </w:sdtEndPr>
       <w:sdtContent>
@@ -578,7 +505,7 @@
           <w:r>
             <w:fldChar w:fldCharType="separate"/>
           </w:r>
-          <w:hyperlink w:anchor="_Toc177734849" w:history="1">
+          <w:hyperlink w:anchor="_Toc177853791" w:history="1">
             <w:r>
               <w:rPr>
                 <w:rStyle w:val="Hyperlink"/>
@@ -606,7 +533,7 @@
                 <w:noProof/>
                 <w:webHidden/>
               </w:rPr>
-              <w:instrText xml:space="preserve"> PAGEREF _Toc177734849 \h </w:instrText>
+              <w:instrText xml:space="preserve"> PAGEREF _Toc177853791 \h </w:instrText>
             </w:r>
             <w:r>
               <w:rPr>
@@ -656,7 +583,7 @@
               <w14:ligatures w14:val="standardContextual"/>
             </w:rPr>
           </w:pPr>
-          <w:hyperlink w:anchor="_Toc177734850" w:history="1">
+          <w:hyperlink w:anchor="_Toc177853792" w:history="1">
             <w:r>
               <w:rPr>
                 <w:rStyle w:val="Hyperlink"/>
@@ -685,7 +612,7 @@
                 <w:noProof/>
                 <w:webHidden/>
               </w:rPr>
-              <w:instrText xml:space="preserve"> PAGEREF _Toc177734850 \h </w:instrText>
+              <w:instrText xml:space="preserve"> PAGEREF _Toc177853792 \h </w:instrText>
             </w:r>
             <w:r>
               <w:rPr>
@@ -731,24 +658,12 @@
               <w14:ligatures w14:val="standardContextual"/>
             </w:rPr>
           </w:pPr>
-          <w:hyperlink w:anchor="_Toc177734851" w:history="1">
+          <w:hyperlink w:anchor="_Toc177853793" w:history="1">
             <w:r>
               <w:rPr>
                 <w:rStyle w:val="Hyperlink"/>
               </w:rPr>
-              <w:t>2.1 Sympto</w:t>
-            </w:r>
-            <w:r>
-              <w:rPr>
-                <w:rStyle w:val="Hyperlink"/>
-              </w:rPr>
-              <w:t>m</w:t>
-            </w:r>
-            <w:r>
-              <w:rPr>
-                <w:rStyle w:val="Hyperlink"/>
-              </w:rPr>
-              <w:t xml:space="preserve"> Detection</w:t>
+              <w:t>2.1 Symptom Detection</w:t>
             </w:r>
             <w:r>
               <w:rPr>
@@ -767,7 +682,7 @@
               <w:rPr>
                 <w:webHidden/>
               </w:rPr>
-              <w:instrText xml:space="preserve"> PAGEREF _Toc177734851 \h </w:instrText>
+              <w:instrText xml:space="preserve"> PAGEREF _Toc177853793 \h </w:instrText>
             </w:r>
             <w:r>
               <w:rPr>
@@ -813,7 +728,7 @@
               <w14:ligatures w14:val="standardContextual"/>
             </w:rPr>
           </w:pPr>
-          <w:hyperlink w:anchor="_Toc177734852" w:history="1">
+          <w:hyperlink w:anchor="_Toc177853794" w:history="1">
             <w:r>
               <w:rPr>
                 <w:rStyle w:val="Hyperlink"/>
@@ -841,7 +756,7 @@
                 <w:noProof/>
                 <w:webHidden/>
               </w:rPr>
-              <w:instrText xml:space="preserve"> PAGEREF _Toc177734852 \h </w:instrText>
+              <w:instrText xml:space="preserve"> PAGEREF _Toc177853794 \h </w:instrText>
             </w:r>
             <w:r>
               <w:rPr>
@@ -891,7 +806,7 @@
               <w14:ligatures w14:val="standardContextual"/>
             </w:rPr>
           </w:pPr>
-          <w:hyperlink w:anchor="_Toc177734853" w:history="1">
+          <w:hyperlink w:anchor="_Toc177853795" w:history="1">
             <w:r>
               <w:rPr>
                 <w:rStyle w:val="Hyperlink"/>
@@ -919,7 +834,7 @@
                 <w:noProof/>
                 <w:webHidden/>
               </w:rPr>
-              <w:instrText xml:space="preserve"> PAGEREF _Toc177734853 \h </w:instrText>
+              <w:instrText xml:space="preserve"> PAGEREF _Toc177853795 \h </w:instrText>
             </w:r>
             <w:r>
               <w:rPr>
@@ -969,7 +884,7 @@
               <w14:ligatures w14:val="standardContextual"/>
             </w:rPr>
           </w:pPr>
-          <w:hyperlink w:anchor="_Toc177734854" w:history="1">
+          <w:hyperlink w:anchor="_Toc177853796" w:history="1">
             <w:r>
               <w:rPr>
                 <w:rStyle w:val="Hyperlink"/>
@@ -997,7 +912,7 @@
                 <w:noProof/>
                 <w:webHidden/>
               </w:rPr>
-              <w:instrText xml:space="preserve"> PAGEREF _Toc177734854 \h </w:instrText>
+              <w:instrText xml:space="preserve"> PAGEREF _Toc177853796 \h </w:instrText>
             </w:r>
             <w:r>
               <w:rPr>
@@ -1047,7 +962,7 @@
               <w14:ligatures w14:val="standardContextual"/>
             </w:rPr>
           </w:pPr>
-          <w:hyperlink w:anchor="_Toc177734855" w:history="1">
+          <w:hyperlink w:anchor="_Toc177853797" w:history="1">
             <w:r>
               <w:rPr>
                 <w:rStyle w:val="Hyperlink"/>
@@ -1075,7 +990,7 @@
                 <w:noProof/>
                 <w:webHidden/>
               </w:rPr>
-              <w:instrText xml:space="preserve"> PAGEREF _Toc177734855 \h </w:instrText>
+              <w:instrText xml:space="preserve"> PAGEREF _Toc177853797 \h </w:instrText>
             </w:r>
             <w:r>
               <w:rPr>
@@ -1125,7 +1040,7 @@
               <w14:ligatures w14:val="standardContextual"/>
             </w:rPr>
           </w:pPr>
-          <w:hyperlink w:anchor="_Toc177734856" w:history="1">
+          <w:hyperlink w:anchor="_Toc177853798" w:history="1">
             <w:r>
               <w:rPr>
                 <w:rStyle w:val="Hyperlink"/>
@@ -1153,7 +1068,7 @@
                 <w:noProof/>
                 <w:webHidden/>
               </w:rPr>
-              <w:instrText xml:space="preserve"> PAGEREF _Toc177734856 \h </w:instrText>
+              <w:instrText xml:space="preserve"> PAGEREF _Toc177853798 \h </w:instrText>
             </w:r>
             <w:r>
               <w:rPr>
@@ -1203,7 +1118,7 @@
               <w14:ligatures w14:val="standardContextual"/>
             </w:rPr>
           </w:pPr>
-          <w:hyperlink w:anchor="_Toc177734857" w:history="1">
+          <w:hyperlink w:anchor="_Toc177853799" w:history="1">
             <w:r>
               <w:rPr>
                 <w:rStyle w:val="Hyperlink"/>
@@ -1231,7 +1146,7 @@
                 <w:noProof/>
                 <w:webHidden/>
               </w:rPr>
-              <w:instrText xml:space="preserve"> PAGEREF _Toc177734857 \h </w:instrText>
+              <w:instrText xml:space="preserve"> PAGEREF _Toc177853799 \h </w:instrText>
             </w:r>
             <w:r>
               <w:rPr>
@@ -1281,7 +1196,7 @@
               <w14:ligatures w14:val="standardContextual"/>
             </w:rPr>
           </w:pPr>
-          <w:hyperlink w:anchor="_Toc177734858" w:history="1">
+          <w:hyperlink w:anchor="_Toc177853800" w:history="1">
             <w:r>
               <w:rPr>
                 <w:rStyle w:val="Hyperlink"/>
@@ -1309,7 +1224,7 @@
                 <w:noProof/>
                 <w:webHidden/>
               </w:rPr>
-              <w:instrText xml:space="preserve"> PAGEREF _Toc177734858 \h </w:instrText>
+              <w:instrText xml:space="preserve"> PAGEREF _Toc177853800 \h </w:instrText>
             </w:r>
             <w:r>
               <w:rPr>
@@ -1355,7 +1270,7 @@
               <w14:ligatures w14:val="standardContextual"/>
             </w:rPr>
           </w:pPr>
-          <w:hyperlink w:anchor="_Toc177734859" w:history="1">
+          <w:hyperlink w:anchor="_Toc177853801" w:history="1">
             <w:r>
               <w:rPr>
                 <w:rStyle w:val="Hyperlink"/>
@@ -1379,7 +1294,7 @@
               <w:rPr>
                 <w:webHidden/>
               </w:rPr>
-              <w:instrText xml:space="preserve"> PAGEREF _Toc177734859 \h </w:instrText>
+              <w:instrText xml:space="preserve"> PAGEREF _Toc177853801 \h </w:instrText>
             </w:r>
             <w:r>
               <w:rPr>
@@ -1421,7 +1336,7 @@
               <w14:ligatures w14:val="standardContextual"/>
             </w:rPr>
           </w:pPr>
-          <w:hyperlink w:anchor="_Toc177734860" w:history="1">
+          <w:hyperlink w:anchor="_Toc177853802" w:history="1">
             <w:r>
               <w:rPr>
                 <w:rStyle w:val="Hyperlink"/>
@@ -1445,7 +1360,7 @@
               <w:rPr>
                 <w:webHidden/>
               </w:rPr>
-              <w:instrText xml:space="preserve"> PAGEREF _Toc177734860 \h </w:instrText>
+              <w:instrText xml:space="preserve"> PAGEREF _Toc177853802 \h </w:instrText>
             </w:r>
             <w:r>
               <w:rPr>
@@ -1491,7 +1406,7 @@
               <w14:ligatures w14:val="standardContextual"/>
             </w:rPr>
           </w:pPr>
-          <w:hyperlink w:anchor="_Toc177734861" w:history="1">
+          <w:hyperlink w:anchor="_Toc177853803" w:history="1">
             <w:r>
               <w:rPr>
                 <w:rStyle w:val="Hyperlink"/>
@@ -1519,7 +1434,7 @@
                 <w:noProof/>
                 <w:webHidden/>
               </w:rPr>
-              <w:instrText xml:space="preserve"> PAGEREF _Toc177734861 \h </w:instrText>
+              <w:instrText xml:space="preserve"> PAGEREF _Toc177853803 \h </w:instrText>
             </w:r>
             <w:r>
               <w:rPr>
@@ -1569,7 +1484,7 @@
               <w14:ligatures w14:val="standardContextual"/>
             </w:rPr>
           </w:pPr>
-          <w:hyperlink w:anchor="_Toc177734862" w:history="1">
+          <w:hyperlink w:anchor="_Toc177853804" w:history="1">
             <w:r>
               <w:rPr>
                 <w:rStyle w:val="Hyperlink"/>
@@ -1597,7 +1512,7 @@
                 <w:noProof/>
                 <w:webHidden/>
               </w:rPr>
-              <w:instrText xml:space="preserve"> PAGEREF _Toc177734862 \h </w:instrText>
+              <w:instrText xml:space="preserve"> PAGEREF _Toc177853804 \h </w:instrText>
             </w:r>
             <w:r>
               <w:rPr>
@@ -1643,7 +1558,7 @@
               <w14:ligatures w14:val="standardContextual"/>
             </w:rPr>
           </w:pPr>
-          <w:hyperlink w:anchor="_Toc177734863" w:history="1">
+          <w:hyperlink w:anchor="_Toc177853805" w:history="1">
             <w:r>
               <w:rPr>
                 <w:rStyle w:val="Hyperlink"/>
@@ -1667,7 +1582,7 @@
               <w:rPr>
                 <w:webHidden/>
               </w:rPr>
-              <w:instrText xml:space="preserve"> PAGEREF _Toc177734863 \h </w:instrText>
+              <w:instrText xml:space="preserve"> PAGEREF _Toc177853805 \h </w:instrText>
             </w:r>
             <w:r>
               <w:rPr>
@@ -1713,7 +1628,7 @@
               <w14:ligatures w14:val="standardContextual"/>
             </w:rPr>
           </w:pPr>
-          <w:hyperlink w:anchor="_Toc177734864" w:history="1">
+          <w:hyperlink w:anchor="_Toc177853806" w:history="1">
             <w:r>
               <w:rPr>
                 <w:rStyle w:val="Hyperlink"/>
@@ -1741,7 +1656,7 @@
                 <w:noProof/>
                 <w:webHidden/>
               </w:rPr>
-              <w:instrText xml:space="preserve"> PAGEREF _Toc177734864 \h </w:instrText>
+              <w:instrText xml:space="preserve"> PAGEREF _Toc177853806 \h </w:instrText>
             </w:r>
             <w:r>
               <w:rPr>
@@ -1791,7 +1706,7 @@
               <w14:ligatures w14:val="standardContextual"/>
             </w:rPr>
           </w:pPr>
-          <w:hyperlink w:anchor="_Toc177734865" w:history="1">
+          <w:hyperlink w:anchor="_Toc177853807" w:history="1">
             <w:r>
               <w:rPr>
                 <w:rStyle w:val="Hyperlink"/>
@@ -1819,7 +1734,7 @@
                 <w:noProof/>
                 <w:webHidden/>
               </w:rPr>
-              <w:instrText xml:space="preserve"> PAGEREF _Toc177734865 \h </w:instrText>
+              <w:instrText xml:space="preserve"> PAGEREF _Toc177853807 \h </w:instrText>
             </w:r>
             <w:r>
               <w:rPr>
@@ -1869,7 +1784,7 @@
               <w14:ligatures w14:val="standardContextual"/>
             </w:rPr>
           </w:pPr>
-          <w:hyperlink w:anchor="_Toc177734866" w:history="1">
+          <w:hyperlink w:anchor="_Toc177853808" w:history="1">
             <w:r>
               <w:rPr>
                 <w:rStyle w:val="Hyperlink"/>
@@ -1898,7 +1813,7 @@
                 <w:noProof/>
                 <w:webHidden/>
               </w:rPr>
-              <w:instrText xml:space="preserve"> PAGEREF _Toc177734866 \h </w:instrText>
+              <w:instrText xml:space="preserve"> PAGEREF _Toc177853808 \h </w:instrText>
             </w:r>
             <w:r>
               <w:rPr>
@@ -1944,7 +1859,7 @@
               <w14:ligatures w14:val="standardContextual"/>
             </w:rPr>
           </w:pPr>
-          <w:hyperlink w:anchor="_Toc177734867" w:history="1">
+          <w:hyperlink w:anchor="_Toc177853809" w:history="1">
             <w:r>
               <w:rPr>
                 <w:rStyle w:val="Hyperlink"/>
@@ -1968,7 +1883,7 @@
               <w:rPr>
                 <w:webHidden/>
               </w:rPr>
-              <w:instrText xml:space="preserve"> PAGEREF _Toc177734867 \h </w:instrText>
+              <w:instrText xml:space="preserve"> PAGEREF _Toc177853809 \h </w:instrText>
             </w:r>
             <w:r>
               <w:rPr>
@@ -2010,7 +1925,7 @@
               <w14:ligatures w14:val="standardContextual"/>
             </w:rPr>
           </w:pPr>
-          <w:hyperlink w:anchor="_Toc177734868" w:history="1">
+          <w:hyperlink w:anchor="_Toc177853810" w:history="1">
             <w:r>
               <w:rPr>
                 <w:rStyle w:val="Hyperlink"/>
@@ -2043,7 +1958,7 @@
               <w:rPr>
                 <w:webHidden/>
               </w:rPr>
-              <w:instrText xml:space="preserve"> PAGEREF _Toc177734868 \h </w:instrText>
+              <w:instrText xml:space="preserve"> PAGEREF _Toc177853810 \h </w:instrText>
             </w:r>
             <w:r>
               <w:rPr>
@@ -2089,7 +2004,7 @@
               <w14:ligatures w14:val="standardContextual"/>
             </w:rPr>
           </w:pPr>
-          <w:hyperlink w:anchor="_Toc177734869" w:history="1">
+          <w:hyperlink w:anchor="_Toc177853811" w:history="1">
             <w:r>
               <w:rPr>
                 <w:rStyle w:val="Hyperlink"/>
@@ -2118,7 +2033,7 @@
                 <w:noProof/>
                 <w:webHidden/>
               </w:rPr>
-              <w:instrText xml:space="preserve"> PAGEREF _Toc177734869 \h </w:instrText>
+              <w:instrText xml:space="preserve"> PAGEREF _Toc177853811 \h </w:instrText>
             </w:r>
             <w:r>
               <w:rPr>
@@ -2164,7 +2079,7 @@
               <w14:ligatures w14:val="standardContextual"/>
             </w:rPr>
           </w:pPr>
-          <w:hyperlink w:anchor="_Toc177734870" w:history="1">
+          <w:hyperlink w:anchor="_Toc177853812" w:history="1">
             <w:r>
               <w:rPr>
                 <w:rStyle w:val="Hyperlink"/>
@@ -2188,7 +2103,7 @@
               <w:rPr>
                 <w:webHidden/>
               </w:rPr>
-              <w:instrText xml:space="preserve"> PAGEREF _Toc177734870 \h </w:instrText>
+              <w:instrText xml:space="preserve"> PAGEREF _Toc177853812 \h </w:instrText>
             </w:r>
             <w:r>
               <w:rPr>
@@ -2234,7 +2149,7 @@
               <w14:ligatures w14:val="standardContextual"/>
             </w:rPr>
           </w:pPr>
-          <w:hyperlink w:anchor="_Toc177734871" w:history="1">
+          <w:hyperlink w:anchor="_Toc177853813" w:history="1">
             <w:r>
               <w:rPr>
                 <w:rStyle w:val="Hyperlink"/>
@@ -2262,7 +2177,7 @@
                 <w:noProof/>
                 <w:webHidden/>
               </w:rPr>
-              <w:instrText xml:space="preserve"> PAGEREF _Toc177734871 \h </w:instrText>
+              <w:instrText xml:space="preserve"> PAGEREF _Toc177853813 \h </w:instrText>
             </w:r>
             <w:r>
               <w:rPr>
@@ -2308,7 +2223,7 @@
               <w14:ligatures w14:val="standardContextual"/>
             </w:rPr>
           </w:pPr>
-          <w:hyperlink w:anchor="_Toc177734872" w:history="1">
+          <w:hyperlink w:anchor="_Toc177853814" w:history="1">
             <w:r>
               <w:rPr>
                 <w:rStyle w:val="Hyperlink"/>
@@ -2332,7 +2247,7 @@
               <w:rPr>
                 <w:webHidden/>
               </w:rPr>
-              <w:instrText xml:space="preserve"> PAGEREF _Toc177734872 \h </w:instrText>
+              <w:instrText xml:space="preserve"> PAGEREF _Toc177853814 \h </w:instrText>
             </w:r>
             <w:r>
               <w:rPr>
@@ -2378,7 +2293,7 @@
               <w14:ligatures w14:val="standardContextual"/>
             </w:rPr>
           </w:pPr>
-          <w:hyperlink w:anchor="_Toc177734873" w:history="1">
+          <w:hyperlink w:anchor="_Toc177853815" w:history="1">
             <w:r>
               <w:rPr>
                 <w:rStyle w:val="Hyperlink"/>
@@ -2406,7 +2321,7 @@
                 <w:noProof/>
                 <w:webHidden/>
               </w:rPr>
-              <w:instrText xml:space="preserve"> PAGEREF _Toc177734873 \h </w:instrText>
+              <w:instrText xml:space="preserve"> PAGEREF _Toc177853815 \h </w:instrText>
             </w:r>
             <w:r>
               <w:rPr>
@@ -2452,7 +2367,7 @@
               <w14:ligatures w14:val="standardContextual"/>
             </w:rPr>
           </w:pPr>
-          <w:hyperlink w:anchor="_Toc177734874" w:history="1">
+          <w:hyperlink w:anchor="_Toc177853816" w:history="1">
             <w:r>
               <w:rPr>
                 <w:rStyle w:val="Hyperlink"/>
@@ -2476,7 +2391,7 @@
               <w:rPr>
                 <w:webHidden/>
               </w:rPr>
-              <w:instrText xml:space="preserve"> PAGEREF _Toc177734874 \h </w:instrText>
+              <w:instrText xml:space="preserve"> PAGEREF _Toc177853816 \h </w:instrText>
             </w:r>
             <w:r>
               <w:rPr>
@@ -2522,7 +2437,7 @@
               <w14:ligatures w14:val="standardContextual"/>
             </w:rPr>
           </w:pPr>
-          <w:hyperlink w:anchor="_Toc177734875" w:history="1">
+          <w:hyperlink w:anchor="_Toc177853817" w:history="1">
             <w:r>
               <w:rPr>
                 <w:rStyle w:val="Hyperlink"/>
@@ -2550,7 +2465,7 @@
                 <w:noProof/>
                 <w:webHidden/>
               </w:rPr>
-              <w:instrText xml:space="preserve"> PAGEREF _Toc177734875 \h </w:instrText>
+              <w:instrText xml:space="preserve"> PAGEREF _Toc177853817 \h </w:instrText>
             </w:r>
             <w:r>
               <w:rPr>
@@ -2596,7 +2511,7 @@
               <w14:ligatures w14:val="standardContextual"/>
             </w:rPr>
           </w:pPr>
-          <w:hyperlink w:anchor="_Toc177734876" w:history="1">
+          <w:hyperlink w:anchor="_Toc177853818" w:history="1">
             <w:r>
               <w:rPr>
                 <w:rStyle w:val="Hyperlink"/>
@@ -2620,7 +2535,7 @@
               <w:rPr>
                 <w:webHidden/>
               </w:rPr>
-              <w:instrText xml:space="preserve"> PAGEREF _Toc177734876 \h </w:instrText>
+              <w:instrText xml:space="preserve"> PAGEREF _Toc177853818 \h </w:instrText>
             </w:r>
             <w:r>
               <w:rPr>
@@ -2666,7 +2581,7 @@
               <w14:ligatures w14:val="standardContextual"/>
             </w:rPr>
           </w:pPr>
-          <w:hyperlink w:anchor="_Toc177734877" w:history="1">
+          <w:hyperlink w:anchor="_Toc177853819" w:history="1">
             <w:r>
               <w:rPr>
                 <w:rStyle w:val="Hyperlink"/>
@@ -2695,7 +2610,7 @@
                 <w:noProof/>
                 <w:webHidden/>
               </w:rPr>
-              <w:instrText xml:space="preserve"> PAGEREF _Toc177734877 \h </w:instrText>
+              <w:instrText xml:space="preserve"> PAGEREF _Toc177853819 \h </w:instrText>
             </w:r>
             <w:r>
               <w:rPr>
@@ -2741,7 +2656,7 @@
               <w14:ligatures w14:val="standardContextual"/>
             </w:rPr>
           </w:pPr>
-          <w:hyperlink w:anchor="_Toc177734878" w:history="1">
+          <w:hyperlink w:anchor="_Toc177853820" w:history="1">
             <w:r>
               <w:rPr>
                 <w:rStyle w:val="Hyperlink"/>
@@ -2765,7 +2680,7 @@
               <w:rPr>
                 <w:webHidden/>
               </w:rPr>
-              <w:instrText xml:space="preserve"> PAGEREF _Toc177734878 \h </w:instrText>
+              <w:instrText xml:space="preserve"> PAGEREF _Toc177853820 \h </w:instrText>
             </w:r>
             <w:r>
               <w:rPr>
@@ -2811,7 +2726,7 @@
               <w14:ligatures w14:val="standardContextual"/>
             </w:rPr>
           </w:pPr>
-          <w:hyperlink w:anchor="_Toc177734879" w:history="1">
+          <w:hyperlink w:anchor="_Toc177853821" w:history="1">
             <w:r>
               <w:rPr>
                 <w:rStyle w:val="Hyperlink"/>
@@ -2839,7 +2754,7 @@
                 <w:noProof/>
                 <w:webHidden/>
               </w:rPr>
-              <w:instrText xml:space="preserve"> PAGEREF _Toc177734879 \h </w:instrText>
+              <w:instrText xml:space="preserve"> PAGEREF _Toc177853821 \h </w:instrText>
             </w:r>
             <w:r>
               <w:rPr>
@@ -2889,7 +2804,7 @@
               <w14:ligatures w14:val="standardContextual"/>
             </w:rPr>
           </w:pPr>
-          <w:hyperlink w:anchor="_Toc177734880" w:history="1">
+          <w:hyperlink w:anchor="_Toc177853822" w:history="1">
             <w:r>
               <w:rPr>
                 <w:rStyle w:val="Hyperlink"/>
@@ -2917,7 +2832,7 @@
                 <w:noProof/>
                 <w:webHidden/>
               </w:rPr>
-              <w:instrText xml:space="preserve"> PAGEREF _Toc177734880 \h </w:instrText>
+              <w:instrText xml:space="preserve"> PAGEREF _Toc177853822 \h </w:instrText>
             </w:r>
             <w:r>
               <w:rPr>
@@ -2963,7 +2878,7 @@
               <w14:ligatures w14:val="standardContextual"/>
             </w:rPr>
           </w:pPr>
-          <w:hyperlink w:anchor="_Toc177734881" w:history="1">
+          <w:hyperlink w:anchor="_Toc177853823" w:history="1">
             <w:r>
               <w:rPr>
                 <w:rStyle w:val="Hyperlink"/>
@@ -2987,7 +2902,7 @@
               <w:rPr>
                 <w:webHidden/>
               </w:rPr>
-              <w:instrText xml:space="preserve"> PAGEREF _Toc177734881 \h </w:instrText>
+              <w:instrText xml:space="preserve"> PAGEREF _Toc177853823 \h </w:instrText>
             </w:r>
             <w:r>
               <w:rPr>
@@ -3033,7 +2948,7 @@
               <w14:ligatures w14:val="standardContextual"/>
             </w:rPr>
           </w:pPr>
-          <w:hyperlink w:anchor="_Toc177734882" w:history="1">
+          <w:hyperlink w:anchor="_Toc177853824" w:history="1">
             <w:r>
               <w:rPr>
                 <w:rStyle w:val="Hyperlink"/>
@@ -3061,7 +2976,7 @@
                 <w:noProof/>
                 <w:webHidden/>
               </w:rPr>
-              <w:instrText xml:space="preserve"> PAGEREF _Toc177734882 \h </w:instrText>
+              <w:instrText xml:space="preserve"> PAGEREF _Toc177853824 \h </w:instrText>
             </w:r>
             <w:r>
               <w:rPr>
@@ -3107,7 +3022,7 @@
               <w14:ligatures w14:val="standardContextual"/>
             </w:rPr>
           </w:pPr>
-          <w:hyperlink w:anchor="_Toc177734883" w:history="1">
+          <w:hyperlink w:anchor="_Toc177853825" w:history="1">
             <w:r>
               <w:rPr>
                 <w:rStyle w:val="Hyperlink"/>
@@ -3131,7 +3046,7 @@
               <w:rPr>
                 <w:webHidden/>
               </w:rPr>
-              <w:instrText xml:space="preserve"> PAGEREF _Toc177734883 \h </w:instrText>
+              <w:instrText xml:space="preserve"> PAGEREF _Toc177853825 \h </w:instrText>
             </w:r>
             <w:r>
               <w:rPr>
@@ -3177,7 +3092,7 @@
               <w14:ligatures w14:val="standardContextual"/>
             </w:rPr>
           </w:pPr>
-          <w:hyperlink w:anchor="_Toc177734884" w:history="1">
+          <w:hyperlink w:anchor="_Toc177853826" w:history="1">
             <w:r>
               <w:rPr>
                 <w:rStyle w:val="Hyperlink"/>
@@ -3205,7 +3120,7 @@
                 <w:noProof/>
                 <w:webHidden/>
               </w:rPr>
-              <w:instrText xml:space="preserve"> PAGEREF _Toc177734884 \h </w:instrText>
+              <w:instrText xml:space="preserve"> PAGEREF _Toc177853826 \h </w:instrText>
             </w:r>
             <w:r>
               <w:rPr>
@@ -3255,7 +3170,7 @@
               <w14:ligatures w14:val="standardContextual"/>
             </w:rPr>
           </w:pPr>
-          <w:hyperlink w:anchor="_Toc177734885" w:history="1">
+          <w:hyperlink w:anchor="_Toc177853827" w:history="1">
             <w:r>
               <w:rPr>
                 <w:rStyle w:val="Hyperlink"/>
@@ -3283,7 +3198,7 @@
                 <w:noProof/>
                 <w:webHidden/>
               </w:rPr>
-              <w:instrText xml:space="preserve"> PAGEREF _Toc177734885 \h </w:instrText>
+              <w:instrText xml:space="preserve"> PAGEREF _Toc177853827 \h </w:instrText>
             </w:r>
             <w:r>
               <w:rPr>
@@ -3333,7 +3248,7 @@
               <w14:ligatures w14:val="standardContextual"/>
             </w:rPr>
           </w:pPr>
-          <w:hyperlink w:anchor="_Toc177734886" w:history="1">
+          <w:hyperlink w:anchor="_Toc177853828" w:history="1">
             <w:r>
               <w:rPr>
                 <w:rStyle w:val="Hyperlink"/>
@@ -3361,7 +3276,7 @@
                 <w:noProof/>
                 <w:webHidden/>
               </w:rPr>
-              <w:instrText xml:space="preserve"> PAGEREF _Toc177734886 \h </w:instrText>
+              <w:instrText xml:space="preserve"> PAGEREF _Toc177853828 \h </w:instrText>
             </w:r>
             <w:r>
               <w:rPr>
@@ -3407,7 +3322,7 @@
               <w14:ligatures w14:val="standardContextual"/>
             </w:rPr>
           </w:pPr>
-          <w:hyperlink w:anchor="_Toc177734887" w:history="1">
+          <w:hyperlink w:anchor="_Toc177853829" w:history="1">
             <w:r>
               <w:rPr>
                 <w:rStyle w:val="Hyperlink"/>
@@ -3431,7 +3346,7 @@
               <w:rPr>
                 <w:webHidden/>
               </w:rPr>
-              <w:instrText xml:space="preserve"> PAGEREF _Toc177734887 \h </w:instrText>
+              <w:instrText xml:space="preserve"> PAGEREF _Toc177853829 \h </w:instrText>
             </w:r>
             <w:r>
               <w:rPr>
@@ -3477,7 +3392,7 @@
               <w14:ligatures w14:val="standardContextual"/>
             </w:rPr>
           </w:pPr>
-          <w:hyperlink w:anchor="_Toc177734888" w:history="1">
+          <w:hyperlink w:anchor="_Toc177853830" w:history="1">
             <w:r>
               <w:rPr>
                 <w:rStyle w:val="Hyperlink"/>
@@ -3505,7 +3420,7 @@
                 <w:noProof/>
                 <w:webHidden/>
               </w:rPr>
-              <w:instrText xml:space="preserve"> PAGEREF _Toc177734888 \h </w:instrText>
+              <w:instrText xml:space="preserve"> PAGEREF _Toc177853830 \h </w:instrText>
             </w:r>
             <w:r>
               <w:rPr>
@@ -3555,7 +3470,7 @@
               <w14:ligatures w14:val="standardContextual"/>
             </w:rPr>
           </w:pPr>
-          <w:hyperlink w:anchor="_Toc177734889" w:history="1">
+          <w:hyperlink w:anchor="_Toc177853831" w:history="1">
             <w:r>
               <w:rPr>
                 <w:rStyle w:val="Hyperlink"/>
@@ -3583,7 +3498,7 @@
                 <w:noProof/>
                 <w:webHidden/>
               </w:rPr>
-              <w:instrText xml:space="preserve"> PAGEREF _Toc177734889 \h </w:instrText>
+              <w:instrText xml:space="preserve"> PAGEREF _Toc177853831 \h </w:instrText>
             </w:r>
             <w:r>
               <w:rPr>
@@ -3605,7 +3520,7 @@
                 <w:noProof/>
                 <w:webHidden/>
               </w:rPr>
-              <w:t>24</w:t>
+              <w:t>25</w:t>
             </w:r>
             <w:r>
               <w:rPr>
@@ -3633,7 +3548,7 @@
               <w14:ligatures w14:val="standardContextual"/>
             </w:rPr>
           </w:pPr>
-          <w:hyperlink w:anchor="_Toc177734890" w:history="1">
+          <w:hyperlink w:anchor="_Toc177853832" w:history="1">
             <w:r>
               <w:rPr>
                 <w:rStyle w:val="Hyperlink"/>
@@ -3661,7 +3576,7 @@
                 <w:noProof/>
                 <w:webHidden/>
               </w:rPr>
-              <w:instrText xml:space="preserve"> PAGEREF _Toc177734890 \h </w:instrText>
+              <w:instrText xml:space="preserve"> PAGEREF _Toc177853832 \h </w:instrText>
             </w:r>
             <w:r>
               <w:rPr>
@@ -3683,7 +3598,7 @@
                 <w:noProof/>
                 <w:webHidden/>
               </w:rPr>
-              <w:t>25</w:t>
+              <w:t>26</w:t>
             </w:r>
             <w:r>
               <w:rPr>
@@ -3711,7 +3626,7 @@
               <w14:ligatures w14:val="standardContextual"/>
             </w:rPr>
           </w:pPr>
-          <w:hyperlink w:anchor="_Toc177734891" w:history="1">
+          <w:hyperlink w:anchor="_Toc177853833" w:history="1">
             <w:r>
               <w:rPr>
                 <w:rStyle w:val="Hyperlink"/>
@@ -3739,7 +3654,7 @@
                 <w:noProof/>
                 <w:webHidden/>
               </w:rPr>
-              <w:instrText xml:space="preserve"> PAGEREF _Toc177734891 \h </w:instrText>
+              <w:instrText xml:space="preserve"> PAGEREF _Toc177853833 \h </w:instrText>
             </w:r>
             <w:r>
               <w:rPr>
@@ -3761,7 +3676,7 @@
                 <w:noProof/>
                 <w:webHidden/>
               </w:rPr>
-              <w:t>26</w:t>
+              <w:t>27</w:t>
             </w:r>
             <w:r>
               <w:rPr>
@@ -3789,7 +3704,7 @@
               <w14:ligatures w14:val="standardContextual"/>
             </w:rPr>
           </w:pPr>
-          <w:hyperlink w:anchor="_Toc177734892" w:history="1">
+          <w:hyperlink w:anchor="_Toc177853834" w:history="1">
             <w:r>
               <w:rPr>
                 <w:rStyle w:val="Hyperlink"/>
@@ -3817,7 +3732,7 @@
                 <w:noProof/>
                 <w:webHidden/>
               </w:rPr>
-              <w:instrText xml:space="preserve"> PAGEREF _Toc177734892 \h </w:instrText>
+              <w:instrText xml:space="preserve"> PAGEREF _Toc177853834 \h </w:instrText>
             </w:r>
             <w:r>
               <w:rPr>
@@ -3839,7 +3754,7 @@
                 <w:noProof/>
                 <w:webHidden/>
               </w:rPr>
-              <w:t>27</w:t>
+              <w:t>28</w:t>
             </w:r>
             <w:r>
               <w:rPr>
@@ -3863,7 +3778,7 @@
               <w14:ligatures w14:val="standardContextual"/>
             </w:rPr>
           </w:pPr>
-          <w:hyperlink w:anchor="_Toc177734893" w:history="1">
+          <w:hyperlink w:anchor="_Toc177853835" w:history="1">
             <w:r>
               <w:rPr>
                 <w:rStyle w:val="Hyperlink"/>
@@ -3887,7 +3802,7 @@
               <w:rPr>
                 <w:webHidden/>
               </w:rPr>
-              <w:instrText xml:space="preserve"> PAGEREF _Toc177734893 \h </w:instrText>
+              <w:instrText xml:space="preserve"> PAGEREF _Toc177853835 \h </w:instrText>
             </w:r>
             <w:r>
               <w:rPr>
@@ -3933,7 +3848,7 @@
               <w14:ligatures w14:val="standardContextual"/>
             </w:rPr>
           </w:pPr>
-          <w:hyperlink w:anchor="_Toc177734894" w:history="1">
+          <w:hyperlink w:anchor="_Toc177853836" w:history="1">
             <w:r>
               <w:rPr>
                 <w:rStyle w:val="Hyperlink"/>
@@ -3961,7 +3876,7 @@
                 <w:noProof/>
                 <w:webHidden/>
               </w:rPr>
-              <w:instrText xml:space="preserve"> PAGEREF _Toc177734894 \h </w:instrText>
+              <w:instrText xml:space="preserve"> PAGEREF _Toc177853836 \h </w:instrText>
             </w:r>
             <w:r>
               <w:rPr>
@@ -4007,7 +3922,7 @@
               <w14:ligatures w14:val="standardContextual"/>
             </w:rPr>
           </w:pPr>
-          <w:hyperlink w:anchor="_Toc177734895" w:history="1">
+          <w:hyperlink w:anchor="_Toc177853837" w:history="1">
             <w:r>
               <w:rPr>
                 <w:rStyle w:val="Hyperlink"/>
@@ -4031,7 +3946,7 @@
               <w:rPr>
                 <w:webHidden/>
               </w:rPr>
-              <w:instrText xml:space="preserve"> PAGEREF _Toc177734895 \h </w:instrText>
+              <w:instrText xml:space="preserve"> PAGEREF _Toc177853837 \h </w:instrText>
             </w:r>
             <w:r>
               <w:rPr>
@@ -4050,7 +3965,7 @@
               <w:rPr>
                 <w:webHidden/>
               </w:rPr>
-              <w:t>29</w:t>
+              <w:t>30</w:t>
             </w:r>
             <w:r>
               <w:rPr>
@@ -4073,7 +3988,7 @@
               <w14:ligatures w14:val="standardContextual"/>
             </w:rPr>
           </w:pPr>
-          <w:hyperlink w:anchor="_Toc177734896" w:history="1">
+          <w:hyperlink w:anchor="_Toc177853838" w:history="1">
             <w:r>
               <w:rPr>
                 <w:rStyle w:val="Hyperlink"/>
@@ -4097,7 +4012,7 @@
               <w:rPr>
                 <w:webHidden/>
               </w:rPr>
-              <w:instrText xml:space="preserve"> PAGEREF _Toc177734896 \h </w:instrText>
+              <w:instrText xml:space="preserve"> PAGEREF _Toc177853838 \h </w:instrText>
             </w:r>
             <w:r>
               <w:rPr>
@@ -4139,7 +4054,7 @@
               <w14:ligatures w14:val="standardContextual"/>
             </w:rPr>
           </w:pPr>
-          <w:hyperlink w:anchor="_Toc177734897" w:history="1">
+          <w:hyperlink w:anchor="_Toc177853839" w:history="1">
             <w:r>
               <w:rPr>
                 <w:rStyle w:val="Hyperlink"/>
@@ -4163,7 +4078,7 @@
               <w:rPr>
                 <w:webHidden/>
               </w:rPr>
-              <w:instrText xml:space="preserve"> PAGEREF _Toc177734897 \h </w:instrText>
+              <w:instrText xml:space="preserve"> PAGEREF _Toc177853839 \h </w:instrText>
             </w:r>
             <w:r>
               <w:rPr>
@@ -4182,7 +4097,7 @@
               <w:rPr>
                 <w:webHidden/>
               </w:rPr>
-              <w:t>30</w:t>
+              <w:t>31</w:t>
             </w:r>
             <w:r>
               <w:rPr>
@@ -4209,7 +4124,7 @@
               <w14:ligatures w14:val="standardContextual"/>
             </w:rPr>
           </w:pPr>
-          <w:hyperlink w:anchor="_Toc177734898" w:history="1">
+          <w:hyperlink w:anchor="_Toc177853840" w:history="1">
             <w:r>
               <w:rPr>
                 <w:rStyle w:val="Hyperlink"/>
@@ -4237,7 +4152,7 @@
                 <w:noProof/>
                 <w:webHidden/>
               </w:rPr>
-              <w:instrText xml:space="preserve"> PAGEREF _Toc177734898 \h </w:instrText>
+              <w:instrText xml:space="preserve"> PAGEREF _Toc177853840 \h </w:instrText>
             </w:r>
             <w:r>
               <w:rPr>
@@ -4259,7 +4174,7 @@
                 <w:noProof/>
                 <w:webHidden/>
               </w:rPr>
-              <w:t>33</w:t>
+              <w:t>34</w:t>
             </w:r>
             <w:r>
               <w:rPr>
@@ -4283,7 +4198,7 @@
               <w14:ligatures w14:val="standardContextual"/>
             </w:rPr>
           </w:pPr>
-          <w:hyperlink w:anchor="_Toc177734899" w:history="1">
+          <w:hyperlink w:anchor="_Toc177853841" w:history="1">
             <w:r>
               <w:rPr>
                 <w:rStyle w:val="Hyperlink"/>
@@ -4307,7 +4222,7 @@
               <w:rPr>
                 <w:webHidden/>
               </w:rPr>
-              <w:instrText xml:space="preserve"> PAGEREF _Toc177734899 \h </w:instrText>
+              <w:instrText xml:space="preserve"> PAGEREF _Toc177853841 \h </w:instrText>
             </w:r>
             <w:r>
               <w:rPr>
@@ -4326,7 +4241,7 @@
               <w:rPr>
                 <w:webHidden/>
               </w:rPr>
-              <w:t>33</w:t>
+              <w:t>34</w:t>
             </w:r>
             <w:r>
               <w:rPr>
@@ -4349,7 +4264,7 @@
               <w14:ligatures w14:val="standardContextual"/>
             </w:rPr>
           </w:pPr>
-          <w:hyperlink w:anchor="_Toc177734900" w:history="1">
+          <w:hyperlink w:anchor="_Toc177853842" w:history="1">
             <w:r>
               <w:rPr>
                 <w:rStyle w:val="Hyperlink"/>
@@ -4373,7 +4288,7 @@
               <w:rPr>
                 <w:webHidden/>
               </w:rPr>
-              <w:instrText xml:space="preserve"> PAGEREF _Toc177734900 \h </w:instrText>
+              <w:instrText xml:space="preserve"> PAGEREF _Toc177853842 \h </w:instrText>
             </w:r>
             <w:r>
               <w:rPr>
@@ -4392,7 +4307,7 @@
               <w:rPr>
                 <w:webHidden/>
               </w:rPr>
-              <w:t>33</w:t>
+              <w:t>34</w:t>
             </w:r>
             <w:r>
               <w:rPr>
@@ -4419,18 +4334,11 @@
       <w:pPr>
         <w:jc w:val="right"/>
         <w:rPr>
-          <w:rFonts w:hint="cs"/>
           <w:rtl/>
         </w:rPr>
       </w:pPr>
     </w:p>
-    <w:p>
-      <w:pPr>
-        <w:rPr>
-          <w:rFonts w:hint="cs"/>
-        </w:rPr>
-      </w:pPr>
-    </w:p>
+    <w:p/>
     <w:p>
       <w:pPr>
         <w:bidi w:val="0"/>
@@ -4521,7 +4429,7 @@
       </w:r>
       <w:bookmarkStart w:id="0" w:name="_Toc177733998"/>
       <w:bookmarkStart w:id="1" w:name="_Toc177734284"/>
-      <w:bookmarkStart w:id="2" w:name="_Toc177734849"/>
+      <w:bookmarkStart w:id="2" w:name="_Toc177853791"/>
       <w:r>
         <w:lastRenderedPageBreak/>
         <w:t>1.Introduction</w:t>
@@ -4862,7 +4770,7 @@
       </w:pPr>
       <w:bookmarkStart w:id="3" w:name="_Toc177733999"/>
       <w:bookmarkStart w:id="4" w:name="_Toc177734285"/>
-      <w:bookmarkStart w:id="5" w:name="_Toc177734850"/>
+      <w:bookmarkStart w:id="5" w:name="_Toc177853792"/>
       <w:r>
         <w:rPr>
           <w:highlight w:val="white"/>
@@ -5125,7 +5033,7 @@
       <w:pPr>
         <w:pStyle w:val="Heading2"/>
       </w:pPr>
-      <w:bookmarkStart w:id="6" w:name="_Toc177734851"/>
+      <w:bookmarkStart w:id="6" w:name="_Toc177853793"/>
       <w:r>
         <w:t>2.1 Symptom Detection</w:t>
       </w:r>
@@ -5144,7 +5052,7 @@
       <w:pPr>
         <w:pStyle w:val="Heading3"/>
       </w:pPr>
-      <w:bookmarkStart w:id="7" w:name="_Toc177734852"/>
+      <w:bookmarkStart w:id="7" w:name="_Toc177853794"/>
       <w:r>
         <w:t>2.1.1 Visual Acuity</w:t>
       </w:r>
@@ -5163,7 +5071,7 @@
       <w:pPr>
         <w:pStyle w:val="Heading3"/>
       </w:pPr>
-      <w:bookmarkStart w:id="8" w:name="_Toc177734853"/>
+      <w:bookmarkStart w:id="8" w:name="_Toc177853795"/>
       <w:r>
         <w:lastRenderedPageBreak/>
         <w:t>2.1.2 Color Vision:</w:t>
@@ -5183,7 +5091,7 @@
       <w:pPr>
         <w:pStyle w:val="Heading3"/>
       </w:pPr>
-      <w:bookmarkStart w:id="9" w:name="_Toc177734854"/>
+      <w:bookmarkStart w:id="9" w:name="_Toc177853796"/>
       <w:r>
         <w:t xml:space="preserve">2.1.3 </w:t>
       </w:r>
@@ -5210,7 +5118,7 @@
       <w:pPr>
         <w:pStyle w:val="Heading3"/>
       </w:pPr>
-      <w:bookmarkStart w:id="11" w:name="_Toc177734855"/>
+      <w:bookmarkStart w:id="11" w:name="_Toc177853797"/>
       <w:r>
         <w:t xml:space="preserve">2.1.4 </w:t>
       </w:r>
@@ -5237,7 +5145,7 @@
       <w:pPr>
         <w:pStyle w:val="Heading3"/>
       </w:pPr>
-      <w:bookmarkStart w:id="13" w:name="_Toc177734856"/>
+      <w:bookmarkStart w:id="13" w:name="_Toc177853798"/>
       <w:r>
         <w:t>2.1.5 Contrast Vision</w:t>
       </w:r>
@@ -5256,7 +5164,7 @@
       <w:pPr>
         <w:pStyle w:val="Heading3"/>
       </w:pPr>
-      <w:bookmarkStart w:id="14" w:name="_Toc177734857"/>
+      <w:bookmarkStart w:id="14" w:name="_Toc177853799"/>
       <w:r>
         <w:lastRenderedPageBreak/>
         <w:t>2.1.6 Blur Check</w:t>
@@ -5276,7 +5184,7 @@
       <w:pPr>
         <w:pStyle w:val="Heading3"/>
       </w:pPr>
-      <w:bookmarkStart w:id="15" w:name="_Toc177734858"/>
+      <w:bookmarkStart w:id="15" w:name="_Toc177853800"/>
       <w:r>
         <w:t>2.1.7 Watch the Dot Test</w:t>
       </w:r>
@@ -5295,7 +5203,7 @@
       <w:pPr>
         <w:pStyle w:val="Heading2"/>
       </w:pPr>
-      <w:bookmarkStart w:id="16" w:name="_Toc177734859"/>
+      <w:bookmarkStart w:id="16" w:name="_Toc177853801"/>
       <w:r>
         <w:t>2.2 Gender Differences</w:t>
       </w:r>
@@ -5314,7 +5222,7 @@
       <w:pPr>
         <w:pStyle w:val="Heading2"/>
       </w:pPr>
-      <w:bookmarkStart w:id="17" w:name="_Toc177734860"/>
+      <w:bookmarkStart w:id="17" w:name="_Toc177853802"/>
       <w:r>
         <w:t>2.3 Treatment</w:t>
       </w:r>
@@ -5333,7 +5241,7 @@
       <w:pPr>
         <w:pStyle w:val="Heading3"/>
       </w:pPr>
-      <w:bookmarkStart w:id="18" w:name="_Toc177734861"/>
+      <w:bookmarkStart w:id="18" w:name="_Toc177853803"/>
       <w:r>
         <w:t>2.3.1 Corrective Lenses</w:t>
       </w:r>
@@ -5352,7 +5260,7 @@
       <w:pPr>
         <w:pStyle w:val="Heading3"/>
       </w:pPr>
-      <w:bookmarkStart w:id="19" w:name="_Toc177734862"/>
+      <w:bookmarkStart w:id="19" w:name="_Toc177853804"/>
       <w:r>
         <w:lastRenderedPageBreak/>
         <w:t>2.3.2 Behavioral Adjustments</w:t>
@@ -5372,7 +5280,7 @@
       <w:pPr>
         <w:pStyle w:val="Heading2"/>
       </w:pPr>
-      <w:bookmarkStart w:id="20" w:name="_Toc177734863"/>
+      <w:bookmarkStart w:id="20" w:name="_Toc177853805"/>
       <w:r>
         <w:t>2.4 Risks</w:t>
       </w:r>
@@ -5391,7 +5299,7 @@
       <w:pPr>
         <w:pStyle w:val="Heading3"/>
       </w:pPr>
-      <w:bookmarkStart w:id="21" w:name="_Toc177734864"/>
+      <w:bookmarkStart w:id="21" w:name="_Toc177853806"/>
       <w:r>
         <w:t>2.4.1 Risks of Symptom Detection</w:t>
       </w:r>
@@ -5410,7 +5318,7 @@
       <w:pPr>
         <w:pStyle w:val="Heading3"/>
       </w:pPr>
-      <w:bookmarkStart w:id="22" w:name="_Toc177734865"/>
+      <w:bookmarkStart w:id="22" w:name="_Toc177853807"/>
       <w:r>
         <w:t>2.4.2 Risks of Symptom Development</w:t>
       </w:r>
@@ -5469,7 +5377,7 @@
         <w:pStyle w:val="Heading1"/>
       </w:pPr>
       <w:bookmarkStart w:id="23" w:name="_Toc177734286"/>
-      <w:bookmarkStart w:id="24" w:name="_Toc177734866"/>
+      <w:bookmarkStart w:id="24" w:name="_Toc177853808"/>
       <w:r>
         <w:rPr>
           <w:highlight w:val="white"/>
@@ -5491,7 +5399,7 @@
           <w:highlight w:val="white"/>
         </w:rPr>
       </w:pPr>
-      <w:bookmarkStart w:id="25" w:name="_Toc177734867"/>
+      <w:bookmarkStart w:id="25" w:name="_Toc177853809"/>
       <w:r>
         <w:t>3.1 Outcomes</w:t>
       </w:r>
@@ -5516,32 +5424,14 @@
           <w:sz w:val="24"/>
           <w:szCs w:val="24"/>
         </w:rPr>
-        <w:t xml:space="preserve">We aim to make sure that the patients detect sight loss at an early stage in life by providing an accessible and user-friendly way for eye vision impairment detection. Currently, such assessments often require professional intervention and can be cost-prohibitive for many individuals. Our software aims to democratize eye health screening by offering digital visual acuity and color vision tests that can be conducted at home. Our program is built on popular approaches like the Snellen chart and Ishihara plates, which help our clients conduct basic eye assessments using simple tools such as a computer monitor or smartphone. Additionally, we incorporate tests for contrast vision, blur detection, and field of vision checks, such as the Amsler grid. This will provide useful information about the individual’s color vision, visual acuteness, and other potential vision issues, thus determining whether additional medical examination is necessary. Consequently, by taking early steps in managing their optical health, people </w:t>
-      </w:r>
-      <w:proofErr w:type="gramStart"/>
-      <w:r>
-        <w:rPr>
-          <w:rFonts w:asciiTheme="majorBidi" w:hAnsiTheme="majorBidi" w:cstheme="majorBidi"/>
-          <w:sz w:val="24"/>
-          <w:szCs w:val="24"/>
-        </w:rPr>
-        <w:t>are able to</w:t>
-      </w:r>
-      <w:proofErr w:type="gramEnd"/>
-      <w:r>
-        <w:rPr>
-          <w:rFonts w:asciiTheme="majorBidi" w:hAnsiTheme="majorBidi" w:cstheme="majorBidi"/>
-          <w:sz w:val="24"/>
-          <w:szCs w:val="24"/>
-        </w:rPr>
-        <w:t xml:space="preserve"> address such problems before they become worse.</w:t>
+        <w:t>We aim to make sure that the patients detect sight loss at an early stage in life by providing an accessible and user-friendly way for eye vision impairment detection. Currently, such assessments often require professional intervention and can be cost-prohibitive for many individuals. Our software aims to democratize eye health screening by offering digital visual acuity and color vision tests that can be conducted at home. Our program is built on popular approaches like the Snellen chart and Ishihara plates, which help our clients conduct basic eye assessments using simple tools such as a computer monitor or smartphone. Additionally, we incorporate tests for contrast vision, blur detection, and field of vision checks, such as the Amsler grid. This will provide useful information about the individual’s color vision, visual acuteness, and other potential vision issues, thus determining whether additional medical examination is necessary. Consequently, by taking early steps in managing their optical health, people are able to address such problems before they become worse.</w:t>
       </w:r>
     </w:p>
     <w:p>
       <w:pPr>
         <w:pStyle w:val="Heading2"/>
       </w:pPr>
-      <w:bookmarkStart w:id="26" w:name="_Toc177734868"/>
+      <w:bookmarkStart w:id="26" w:name="_Toc177853810"/>
       <w:r>
         <w:rPr>
           <w:rFonts w:eastAsia="Times New Roman"/>
@@ -5718,7 +5608,7 @@
         </w:rPr>
       </w:pPr>
       <w:bookmarkStart w:id="27" w:name="_Toc177734287"/>
-      <w:bookmarkStart w:id="28" w:name="_Toc177734869"/>
+      <w:bookmarkStart w:id="28" w:name="_Toc177853811"/>
       <w:r>
         <w:rPr>
           <w:rFonts w:eastAsia="Arial"/>
@@ -5732,7 +5622,7 @@
       <w:pPr>
         <w:pStyle w:val="Heading2"/>
       </w:pPr>
-      <w:bookmarkStart w:id="29" w:name="_Toc177734870"/>
+      <w:bookmarkStart w:id="29" w:name="_Toc177853812"/>
       <w:r>
         <w:t xml:space="preserve">4.1 </w:t>
       </w:r>
@@ -5786,7 +5676,7 @@
       <w:pPr>
         <w:pStyle w:val="Heading3"/>
       </w:pPr>
-      <w:bookmarkStart w:id="31" w:name="_Toc177734871"/>
+      <w:bookmarkStart w:id="31" w:name="_Toc177853813"/>
       <w:r>
         <w:t>4.1.1 Challenges - Visual Acuity, Color Vision, and Additional Vision Tests</w:t>
       </w:r>
@@ -6059,7 +5949,7 @@
       <w:pPr>
         <w:pStyle w:val="Heading2"/>
       </w:pPr>
-      <w:bookmarkStart w:id="32" w:name="_Toc177734872"/>
+      <w:bookmarkStart w:id="32" w:name="_Toc177853814"/>
       <w:r>
         <w:t xml:space="preserve">4.2 </w:t>
       </w:r>
@@ -6099,7 +5989,7 @@
       <w:pPr>
         <w:pStyle w:val="Heading3"/>
       </w:pPr>
-      <w:bookmarkStart w:id="34" w:name="_Toc177734873"/>
+      <w:bookmarkStart w:id="34" w:name="_Toc177853815"/>
       <w:r>
         <w:t xml:space="preserve">4.2.1 </w:t>
       </w:r>
@@ -6357,7 +6247,7 @@
         <w:pStyle w:val="Heading2"/>
       </w:pPr>
       <w:bookmarkStart w:id="36" w:name="_Hlk177060917"/>
-      <w:bookmarkStart w:id="37" w:name="_Toc177734874"/>
+      <w:bookmarkStart w:id="37" w:name="_Toc177853816"/>
       <w:r>
         <w:t xml:space="preserve">4.3 </w:t>
       </w:r>
@@ -6412,7 +6302,7 @@
       <w:pPr>
         <w:pStyle w:val="Heading3"/>
       </w:pPr>
-      <w:bookmarkStart w:id="39" w:name="_Toc177734875"/>
+      <w:bookmarkStart w:id="39" w:name="_Toc177853817"/>
       <w:r>
         <w:t xml:space="preserve">4.3.1 </w:t>
       </w:r>
@@ -6643,7 +6533,7 @@
       <w:pPr>
         <w:pStyle w:val="Heading2"/>
       </w:pPr>
-      <w:bookmarkStart w:id="41" w:name="_Toc177734876"/>
+      <w:bookmarkStart w:id="41" w:name="_Toc177853818"/>
       <w:r>
         <w:t>4.4 Development</w:t>
       </w:r>
@@ -6900,7 +6790,7 @@
           <w:rFonts w:eastAsia="Arial"/>
         </w:rPr>
       </w:pPr>
-      <w:bookmarkStart w:id="42" w:name="_Toc177734877"/>
+      <w:bookmarkStart w:id="42" w:name="_Toc177853819"/>
       <w:r>
         <w:rPr>
           <w:rFonts w:eastAsia="Arial"/>
@@ -6914,7 +6804,7 @@
       <w:pPr>
         <w:pStyle w:val="Heading2"/>
       </w:pPr>
-      <w:bookmarkStart w:id="43" w:name="_Toc177734878"/>
+      <w:bookmarkStart w:id="43" w:name="_Toc177853820"/>
       <w:r>
         <w:t>5.1 System Requirements</w:t>
       </w:r>
@@ -6924,7 +6814,7 @@
       <w:pPr>
         <w:pStyle w:val="Heading3"/>
       </w:pPr>
-      <w:bookmarkStart w:id="44" w:name="_Toc177734879"/>
+      <w:bookmarkStart w:id="44" w:name="_Toc177853821"/>
       <w:r>
         <w:t>5.1.1 Functional:</w:t>
       </w:r>
@@ -7759,7 +7649,7 @@
       <w:pPr>
         <w:pStyle w:val="Heading3"/>
       </w:pPr>
-      <w:bookmarkStart w:id="45" w:name="_Toc177734880"/>
+      <w:bookmarkStart w:id="45" w:name="_Toc177853822"/>
       <w:r>
         <w:lastRenderedPageBreak/>
         <w:t>5.1.2 Non-Functional:</w:t>
@@ -8281,7 +8171,7 @@
       <w:pPr>
         <w:pStyle w:val="Heading2"/>
       </w:pPr>
-      <w:bookmarkStart w:id="46" w:name="_Toc177734881"/>
+      <w:bookmarkStart w:id="46" w:name="_Toc177853823"/>
       <w:r>
         <w:lastRenderedPageBreak/>
         <w:t>5.2 Architecture Diagram</w:t>
@@ -8667,7 +8557,7 @@
       <w:pPr>
         <w:pStyle w:val="Heading3"/>
       </w:pPr>
-      <w:bookmarkStart w:id="47" w:name="_Toc177734882"/>
+      <w:bookmarkStart w:id="47" w:name="_Toc177853824"/>
       <w:r>
         <w:t xml:space="preserve">5.2.1 </w:t>
       </w:r>
@@ -8913,25 +8803,7 @@
           <w:sz w:val="24"/>
           <w:szCs w:val="24"/>
         </w:rPr>
-        <w:t xml:space="preserve">This is where users take various vision tests. The results of these tests are saved in the database under "Save Test Results," ensuring that they can be reviewed later. This is the core functionality of the </w:t>
-      </w:r>
-      <w:proofErr w:type="spellStart"/>
-      <w:r>
-        <w:rPr>
-          <w:rFonts w:asciiTheme="majorBidi" w:hAnsiTheme="majorBidi" w:cstheme="majorBidi"/>
-          <w:sz w:val="24"/>
-          <w:szCs w:val="24"/>
-        </w:rPr>
-        <w:t>OptiVision</w:t>
-      </w:r>
-      <w:proofErr w:type="spellEnd"/>
-      <w:r>
-        <w:rPr>
-          <w:rFonts w:asciiTheme="majorBidi" w:hAnsiTheme="majorBidi" w:cstheme="majorBidi"/>
-          <w:sz w:val="24"/>
-          <w:szCs w:val="24"/>
-        </w:rPr>
-        <w:t xml:space="preserve"> system.</w:t>
+        <w:t>This is where users take various vision tests. The results of these tests are saved in the database under "Save Test Results," ensuring that they can be reviewed later. This is the core functionality of the OptiVision system.</w:t>
       </w:r>
     </w:p>
     <w:p>
@@ -9221,7 +9093,7 @@
       <w:pPr>
         <w:pStyle w:val="Heading2"/>
       </w:pPr>
-      <w:bookmarkStart w:id="48" w:name="_Toc177734883"/>
+      <w:bookmarkStart w:id="48" w:name="_Toc177853825"/>
       <w:r>
         <w:lastRenderedPageBreak/>
         <w:t>5.3 Diagrams</w:t>
@@ -9232,7 +9104,7 @@
       <w:pPr>
         <w:pStyle w:val="Heading3"/>
       </w:pPr>
-      <w:bookmarkStart w:id="49" w:name="_Toc177734884"/>
+      <w:bookmarkStart w:id="49" w:name="_Toc177853826"/>
       <w:r>
         <w:t>5.3.1 Activity Diagram</w:t>
       </w:r>
@@ -9432,25 +9304,7 @@
           <w:sz w:val="24"/>
           <w:szCs w:val="24"/>
         </w:rPr>
-        <w:t xml:space="preserve">The Activity Diagram delves into the operational flow within the </w:t>
-      </w:r>
-      <w:proofErr w:type="spellStart"/>
-      <w:r>
-        <w:rPr>
-          <w:rFonts w:asciiTheme="majorBidi" w:hAnsiTheme="majorBidi" w:cstheme="majorBidi"/>
-          <w:sz w:val="24"/>
-          <w:szCs w:val="24"/>
-        </w:rPr>
-        <w:t>OptiVision</w:t>
-      </w:r>
-      <w:proofErr w:type="spellEnd"/>
-      <w:r>
-        <w:rPr>
-          <w:rFonts w:asciiTheme="majorBidi" w:hAnsiTheme="majorBidi" w:cstheme="majorBidi"/>
-          <w:sz w:val="24"/>
-          <w:szCs w:val="24"/>
-        </w:rPr>
-        <w:t xml:space="preserve"> system. It maps out the sequential steps taken by the user and the system, from the initial user login to the final display of vision test results.</w:t>
+        <w:t>The Activity Diagram delves into the operational flow within the OptiVision system. It maps out the sequential steps taken by the user and the system, from the initial user login to the final display of vision test results.</w:t>
       </w:r>
     </w:p>
     <w:p>
@@ -9493,7 +9347,7 @@
       <w:pPr>
         <w:pStyle w:val="Heading3"/>
       </w:pPr>
-      <w:bookmarkStart w:id="50" w:name="_Toc177734885"/>
+      <w:bookmarkStart w:id="50" w:name="_Toc177853827"/>
       <w:r>
         <w:lastRenderedPageBreak/>
         <w:t>5.3.2 Class Diagram</w:t>
@@ -9533,25 +9387,7 @@
           <w:sz w:val="24"/>
           <w:szCs w:val="24"/>
         </w:rPr>
-        <w:t xml:space="preserve">The Class Diagram offers a detailed view of the static structure of the </w:t>
-      </w:r>
-      <w:proofErr w:type="spellStart"/>
-      <w:r>
-        <w:rPr>
-          <w:rFonts w:asciiTheme="majorBidi" w:hAnsiTheme="majorBidi" w:cstheme="majorBidi"/>
-          <w:sz w:val="24"/>
-          <w:szCs w:val="24"/>
-        </w:rPr>
-        <w:t>OptiVision</w:t>
-      </w:r>
-      <w:proofErr w:type="spellEnd"/>
-      <w:r>
-        <w:rPr>
-          <w:rFonts w:asciiTheme="majorBidi" w:hAnsiTheme="majorBidi" w:cstheme="majorBidi"/>
-          <w:sz w:val="24"/>
-          <w:szCs w:val="24"/>
-        </w:rPr>
-        <w:t xml:space="preserve"> system. It defines the key classes, their attributes, and methods, as well as the relationships between them.</w:t>
+        <w:t>The Class Diagram offers a detailed view of the static structure of the OptiVision system. It defines the key classes, their attributes, and methods, as well as the relationships between them.</w:t>
       </w:r>
     </w:p>
     <w:p>
@@ -9766,7 +9602,7 @@
           <w:szCs w:val="32"/>
         </w:rPr>
       </w:pPr>
-      <w:bookmarkStart w:id="51" w:name="_Toc177734886"/>
+      <w:bookmarkStart w:id="51" w:name="_Toc177853828"/>
       <w:r>
         <w:lastRenderedPageBreak/>
         <w:t>5.3.3 Use</w:t>
@@ -9810,25 +9646,7 @@
           <w:sz w:val="24"/>
           <w:szCs w:val="24"/>
         </w:rPr>
-        <w:t xml:space="preserve">The Use Case Diagram illustrates the various interactions between the users and the </w:t>
-      </w:r>
-      <w:proofErr w:type="spellStart"/>
-      <w:r>
-        <w:rPr>
-          <w:rFonts w:asciiTheme="majorBidi" w:hAnsiTheme="majorBidi" w:cstheme="majorBidi"/>
-          <w:sz w:val="24"/>
-          <w:szCs w:val="24"/>
-        </w:rPr>
-        <w:t>OptiVision</w:t>
-      </w:r>
-      <w:proofErr w:type="spellEnd"/>
-      <w:r>
-        <w:rPr>
-          <w:rFonts w:asciiTheme="majorBidi" w:hAnsiTheme="majorBidi" w:cstheme="majorBidi"/>
-          <w:sz w:val="24"/>
-          <w:szCs w:val="24"/>
-        </w:rPr>
-        <w:t xml:space="preserve"> system. It outlines the primary functions available to the user, such as registering, logging in, performing vision tests, and viewing past results</w:t>
+        <w:t>The Use Case Diagram illustrates the various interactions between the users and the OptiVision system. It outlines the primary functions available to the user, such as registering, logging in, performing vision tests, and viewing past results</w:t>
       </w:r>
       <w:r>
         <w:rPr>
@@ -10084,7 +9902,7 @@
       <w:pPr>
         <w:pStyle w:val="Heading2"/>
       </w:pPr>
-      <w:bookmarkStart w:id="52" w:name="_Toc177734887"/>
+      <w:bookmarkStart w:id="52" w:name="_Toc177853829"/>
       <w:r>
         <w:lastRenderedPageBreak/>
         <w:t>5.4 Algorithm</w:t>
@@ -10101,7 +9919,7 @@
       <w:pPr>
         <w:pStyle w:val="Heading3"/>
       </w:pPr>
-      <w:bookmarkStart w:id="53" w:name="_Toc177734888"/>
+      <w:bookmarkStart w:id="53" w:name="_Toc177853830"/>
       <w:r>
         <w:t xml:space="preserve">5.4.1 </w:t>
       </w:r>
@@ -10148,17 +9966,7 @@
           <w:sz w:val="24"/>
           <w:szCs w:val="24"/>
         </w:rPr>
-        <w:t xml:space="preserve"> </w:t>
-      </w:r>
-      <w:r>
-        <w:rPr>
-          <w:rFonts w:asciiTheme="majorBidi" w:hAnsiTheme="majorBidi" w:cstheme="majorBidi"/>
-          <w:b/>
-          <w:bCs/>
-          <w:sz w:val="24"/>
-          <w:szCs w:val="24"/>
-        </w:rPr>
-        <w:t>Rank All Levels (1–17):</w:t>
+        <w:t xml:space="preserve"> Rank All Levels (1–17):</w:t>
       </w:r>
     </w:p>
     <w:p>
@@ -10344,23 +10152,7 @@
           <w:sz w:val="24"/>
           <w:szCs w:val="24"/>
         </w:rPr>
-        <w:t xml:space="preserve">Move up by 2 levels to Level </w:t>
-      </w:r>
-      <w:r>
-        <w:rPr>
-          <w:rFonts w:asciiTheme="majorBidi" w:hAnsiTheme="majorBidi" w:cstheme="majorBidi"/>
-          <w:sz w:val="24"/>
-          <w:szCs w:val="24"/>
-        </w:rPr>
-        <w:t>5 and</w:t>
-      </w:r>
-      <w:r>
-        <w:rPr>
-          <w:rFonts w:asciiTheme="majorBidi" w:hAnsiTheme="majorBidi" w:cstheme="majorBidi"/>
-          <w:sz w:val="24"/>
-          <w:szCs w:val="24"/>
-        </w:rPr>
-        <w:t xml:space="preserve"> continue progressing by 2 levels for each correct answer.</w:t>
+        <w:t>Move up by 2 levels to Level 5 and continue progressing by 2 levels for each correct answer.</w:t>
       </w:r>
     </w:p>
     <w:p>
@@ -10767,10 +10559,106 @@
     </w:p>
     <w:p>
       <w:pPr>
+        <w:bidi w:val="0"/>
+        <w:spacing w:line="360" w:lineRule="auto"/>
+        <w:rPr>
+          <w:rFonts w:asciiTheme="majorBidi" w:hAnsiTheme="majorBidi" w:cstheme="majorBidi"/>
+          <w:sz w:val="24"/>
+          <w:szCs w:val="24"/>
+        </w:rPr>
+      </w:pPr>
+      <w:r>
+        <w:rPr>
+          <w:rFonts w:asciiTheme="majorBidi" w:hAnsiTheme="majorBidi" w:cstheme="majorBidi"/>
+          <w:sz w:val="24"/>
+          <w:szCs w:val="24"/>
+          <w:u w:val="single"/>
+        </w:rPr>
+        <w:t>Tracking Correct Answers:</w:t>
+      </w:r>
+      <w:r>
+        <w:rPr>
+          <w:rFonts w:asciiTheme="majorBidi" w:hAnsiTheme="majorBidi" w:cstheme="majorBidi"/>
+          <w:sz w:val="24"/>
+          <w:szCs w:val="24"/>
+        </w:rPr>
+        <w:t xml:space="preserve"> For each correct response, the algorithm verifies if the user can distinguish smaller optotypes. If successful, the test progresses to the next level of difficulty.</w:t>
+      </w:r>
+    </w:p>
+    <w:p>
+      <w:pPr>
+        <w:bidi w:val="0"/>
+        <w:spacing w:line="360" w:lineRule="auto"/>
+        <w:rPr>
+          <w:rFonts w:asciiTheme="majorBidi" w:hAnsiTheme="majorBidi" w:cstheme="majorBidi"/>
+          <w:sz w:val="24"/>
+          <w:szCs w:val="24"/>
+        </w:rPr>
+      </w:pPr>
+      <w:r>
+        <w:rPr>
+          <w:rFonts w:asciiTheme="majorBidi" w:hAnsiTheme="majorBidi" w:cstheme="majorBidi"/>
+          <w:sz w:val="24"/>
+          <w:szCs w:val="24"/>
+          <w:u w:val="single"/>
+        </w:rPr>
+        <w:t>Identifying Error Patterns:</w:t>
+      </w:r>
+      <w:r>
+        <w:rPr>
+          <w:rFonts w:asciiTheme="majorBidi" w:hAnsiTheme="majorBidi" w:cstheme="majorBidi"/>
+          <w:sz w:val="24"/>
+          <w:szCs w:val="24"/>
+        </w:rPr>
+        <w:t xml:space="preserve"> The algorithm monitors when errors begin to occur. If the user makes two mistakes at the same level, this indicates their visual limit is being reached.</w:t>
+      </w:r>
+    </w:p>
+    <w:p>
+      <w:pPr>
+        <w:bidi w:val="0"/>
+        <w:spacing w:line="360" w:lineRule="auto"/>
+        <w:rPr>
+          <w:rFonts w:asciiTheme="majorBidi" w:hAnsiTheme="majorBidi" w:cstheme="majorBidi"/>
+          <w:sz w:val="24"/>
+          <w:szCs w:val="24"/>
+        </w:rPr>
+      </w:pPr>
+      <w:r>
+        <w:rPr>
+          <w:rFonts w:asciiTheme="majorBidi" w:hAnsiTheme="majorBidi" w:cstheme="majorBidi"/>
+          <w:sz w:val="24"/>
+          <w:szCs w:val="24"/>
+          <w:u w:val="single"/>
+        </w:rPr>
+        <w:t>Determining Final Result:</w:t>
+      </w:r>
+      <w:r>
+        <w:rPr>
+          <w:rFonts w:asciiTheme="majorBidi" w:hAnsiTheme="majorBidi" w:cstheme="majorBidi"/>
+          <w:sz w:val="24"/>
+          <w:szCs w:val="24"/>
+        </w:rPr>
+        <w:t xml:space="preserve"> Based on the highest level passed without significant errors and the error count, the algorithm determines the user’s visual acuity, reflecting their most accurate vision level.</w:t>
+      </w:r>
+    </w:p>
+    <w:p>
+      <w:pPr>
+        <w:bidi w:val="0"/>
+        <w:spacing w:line="360" w:lineRule="auto"/>
+        <w:rPr>
+          <w:rFonts w:asciiTheme="majorBidi" w:hAnsiTheme="majorBidi" w:cstheme="majorBidi"/>
+          <w:sz w:val="24"/>
+          <w:szCs w:val="24"/>
+        </w:rPr>
+      </w:pPr>
+    </w:p>
+    <w:p>
+      <w:pPr>
         <w:pStyle w:val="Heading3"/>
       </w:pPr>
-      <w:bookmarkStart w:id="54" w:name="_Toc177734889"/>
-      <w:r>
+      <w:bookmarkStart w:id="54" w:name="_Toc177853831"/>
+      <w:r>
+        <w:lastRenderedPageBreak/>
         <w:t>5.4.2 The Contrast Test:</w:t>
       </w:r>
       <w:bookmarkEnd w:id="54"/>
@@ -10963,7 +10851,6 @@
           <w:sz w:val="24"/>
           <w:szCs w:val="24"/>
         </w:rPr>
-        <w:lastRenderedPageBreak/>
         <w:t>From Level 10 onwards, progress by 1 level at a time to increase precision.</w:t>
       </w:r>
     </w:p>
@@ -11181,8 +11068,9 @@
       <w:pPr>
         <w:pStyle w:val="Heading3"/>
       </w:pPr>
-      <w:bookmarkStart w:id="55" w:name="_Toc177734890"/>
-      <w:r>
+      <w:bookmarkStart w:id="55" w:name="_Toc177853832"/>
+      <w:r>
+        <w:lastRenderedPageBreak/>
         <w:t>5.4.3 Color Vision Test:</w:t>
       </w:r>
       <w:bookmarkEnd w:id="55"/>
@@ -11352,7 +11240,6 @@
           <w:sz w:val="24"/>
           <w:szCs w:val="24"/>
         </w:rPr>
-        <w:lastRenderedPageBreak/>
         <w:t>Gradually introduce more complex shades and combinations that require finer color discrimination.</w:t>
       </w:r>
     </w:p>
@@ -11633,6 +11520,7 @@
           <w:sz w:val="24"/>
           <w:szCs w:val="24"/>
         </w:rPr>
+        <w:lastRenderedPageBreak/>
         <w:t>Offer insights into the user’s color vision and suggest further professional evaluation if necessary.</w:t>
       </w:r>
     </w:p>
@@ -11659,7 +11547,7 @@
       <w:pPr>
         <w:pStyle w:val="Heading3"/>
       </w:pPr>
-      <w:bookmarkStart w:id="56" w:name="_Toc177734891"/>
+      <w:bookmarkStart w:id="56" w:name="_Toc177853833"/>
       <w:r>
         <w:t>5.4.4 Blur Detection Test:</w:t>
       </w:r>
@@ -11774,7 +11662,6 @@
           <w:sz w:val="24"/>
           <w:szCs w:val="24"/>
         </w:rPr>
-        <w:lastRenderedPageBreak/>
         <w:t>Display a semi-circle with lines radiating outward</w:t>
       </w:r>
       <w:r>
@@ -12033,12 +11920,10 @@
       <w:pPr>
         <w:pStyle w:val="Heading3"/>
       </w:pPr>
-      <w:bookmarkStart w:id="57" w:name="_Toc177734892"/>
-      <w:r>
-        <w:t xml:space="preserve">5.4.5 </w:t>
-      </w:r>
-      <w:r>
-        <w:t>Field of Vision Test:</w:t>
+      <w:bookmarkStart w:id="57" w:name="_Toc177853834"/>
+      <w:r>
+        <w:lastRenderedPageBreak/>
+        <w:t>5.4.5 Field of Vision Test:</w:t>
       </w:r>
       <w:bookmarkEnd w:id="57"/>
     </w:p>
@@ -12210,7 +12095,6 @@
           <w:sz w:val="24"/>
           <w:szCs w:val="24"/>
         </w:rPr>
-        <w:lastRenderedPageBreak/>
         <w:t>Record the user’s response to determine if there are any anomalies such as waviness, blurring, or missing sections in the grid.</w:t>
       </w:r>
     </w:p>
@@ -12404,7 +12288,7 @@
           <w:szCs w:val="24"/>
         </w:rPr>
       </w:pPr>
-      <w:bookmarkStart w:id="58" w:name="_Toc177734893"/>
+      <w:bookmarkStart w:id="58" w:name="_Toc177853835"/>
       <w:r>
         <w:t>5.5 Screen Calibration:</w:t>
       </w:r>
@@ -12426,36 +12310,88 @@
           <w:sz w:val="24"/>
           <w:szCs w:val="24"/>
         </w:rPr>
-        <w:t>The calibration ensures that the letters on the screen are scaled to simulate their actual size if viewed from a 40 cm distance. Proper calibration helps ensure that the user’s results reflect a real-world equivalent of their vision clarity, as the size and distance are both optimized for standard eye testing conditions. Output: A correctly calibrated screen optimized for a viewing distance of 40 cm, or a warning about reduced test accuracy. Why this calibration is important: Visual acuity tests are typically designed to assess a user’s ability to distinguish shapes or letters at a set distance (usually 40 cm for near vision tests). Ensuring that the screen is calibrated properly ensures that the size of the optotypes (the symbols) displayed on the screen corresponds accurately to what would be used in a clinical setting. Calibration also ensures that variations in monitor size and resolution are accounted for, so the test can deliver accurate results when viewed from approximately 40 cm away.</w:t>
-      </w:r>
-    </w:p>
-    <w:p>
-      <w:pPr>
-        <w:bidi w:val="0"/>
-        <w:spacing w:before="100" w:beforeAutospacing="1" w:after="100" w:afterAutospacing="1" w:line="240" w:lineRule="auto"/>
+        <w:t xml:space="preserve">The calibration ensures that the letters on the screen are scaled to simulate their actual size if viewed from a 40 cm distance. Proper calibration helps ensure that the user’s results reflect a real-world equivalent of their vision clarity, as the size and distance are both optimized for standard eye testing conditions. Output: A correctly calibrated screen optimized for a viewing distance of 40 cm, or a warning about reduced test accuracy. Why this calibration is important: Visual acuity tests are typically designed to assess a user’s ability to distinguish shapes or letters at a set distance (usually 40 </w:t>
+      </w:r>
+      <w:r>
         <w:rPr>
           <w:rFonts w:ascii="Times New Roman" w:eastAsia="Times New Roman" w:hAnsi="Times New Roman" w:cs="Times New Roman"/>
           <w:sz w:val="24"/>
           <w:szCs w:val="24"/>
         </w:rPr>
-      </w:pPr>
-    </w:p>
-    <w:p>
-      <w:pPr>
-        <w:bidi w:val="0"/>
-        <w:spacing w:before="100" w:beforeAutospacing="1" w:after="100" w:afterAutospacing="1" w:line="240" w:lineRule="auto"/>
-        <w:rPr>
-          <w:rFonts w:ascii="Times New Roman" w:eastAsia="Times New Roman" w:hAnsi="Times New Roman" w:cs="Times New Roman"/>
-          <w:sz w:val="24"/>
-          <w:szCs w:val="24"/>
-        </w:rPr>
-      </w:pPr>
+        <w:lastRenderedPageBreak/>
+        <w:t>cm for near vision tests). Ensuring that the screen is calibrated properly ensures that the size of the optotypes (the symbols) displayed on the screen corresponds accurately to what would be used in a clinical setting. Calibration also ensures that variations in monitor size and resolution are accounted for, so the test can deliver accurate results when viewed from approximately 40 cm away.</w:t>
+      </w:r>
+    </w:p>
+    <w:p>
+      <w:pPr>
+        <w:pStyle w:val="NormalWeb"/>
+        <w:spacing w:line="360" w:lineRule="auto"/>
+      </w:pPr>
+      <w:r>
+        <w:t>Here's how we will do it:</w:t>
+      </w:r>
+      <w:r>
+        <w:br/>
+      </w:r>
+      <w:r>
+        <w:rPr>
+          <w:rStyle w:val="Strong"/>
+        </w:rPr>
+        <w:t>Measurement Reference:</w:t>
+      </w:r>
+      <w:r>
+        <w:t xml:space="preserve"> The calibration process begins by asking the user to place a standard-sized object, like a credit card or ID card, against the screen. This serves as a reference for the actual size.</w:t>
+      </w:r>
+    </w:p>
+    <w:p>
+      <w:pPr>
+        <w:pStyle w:val="NormalWeb"/>
+        <w:spacing w:line="360" w:lineRule="auto"/>
+      </w:pPr>
+      <w:r>
+        <w:rPr>
+          <w:rStyle w:val="Strong"/>
+        </w:rPr>
+        <w:t>Slider Adjustment:</w:t>
+      </w:r>
+      <w:r>
+        <w:t xml:space="preserve"> The user adjusts a slider on the screen until the on-screen representation matches the real-world size of the card. This aligns the screen’s virtual measurements with physical measurements.</w:t>
+      </w:r>
+    </w:p>
+    <w:p>
+      <w:pPr>
+        <w:pStyle w:val="NormalWeb"/>
+        <w:spacing w:line="360" w:lineRule="auto"/>
+      </w:pPr>
+      <w:r>
+        <w:rPr>
+          <w:rStyle w:val="Strong"/>
+        </w:rPr>
+        <w:t>Calculation:</w:t>
+      </w:r>
+      <w:r>
+        <w:t xml:space="preserve"> The system then calculates the pixel-to-physical size ratio using the card’s dimensions and adjusts the display parameters accordingly.</w:t>
+      </w:r>
+    </w:p>
+    <w:p>
+      <w:pPr>
+        <w:pStyle w:val="NormalWeb"/>
+        <w:spacing w:line="360" w:lineRule="auto"/>
+      </w:pPr>
+      <w:r>
+        <w:rPr>
+          <w:rStyle w:val="Strong"/>
+        </w:rPr>
+        <w:t>Validation:</w:t>
+      </w:r>
+      <w:r>
+        <w:t xml:space="preserve"> After calibration, a confirmation step ensures that the displayed optotypes correspond to the intended size for a 40 cm viewing distance. If discrepancies are detected, a warning is shown about potential accuracy issues.</w:t>
+      </w:r>
     </w:p>
     <w:p>
       <w:pPr>
         <w:pStyle w:val="Heading1"/>
       </w:pPr>
-      <w:bookmarkStart w:id="59" w:name="_Toc177734894"/>
     </w:p>
     <w:p>
       <w:pPr>
@@ -12466,8 +12402,8 @@
           <w:u w:val="single"/>
         </w:rPr>
       </w:pPr>
-      <w:r>
-        <w:lastRenderedPageBreak/>
+      <w:bookmarkStart w:id="59" w:name="_Toc177853836"/>
+      <w:r>
         <w:t>6. Evaluation</w:t>
       </w:r>
       <w:bookmarkEnd w:id="59"/>
@@ -12488,72 +12424,37 @@
           <w:sz w:val="28"/>
           <w:szCs w:val="28"/>
         </w:rPr>
-        <w:t xml:space="preserve">The evaluation of the </w:t>
-      </w:r>
-      <w:proofErr w:type="spellStart"/>
-      <w:r>
+        <w:t>The evaluation of the OptiVision system will focus on ensuring that all components of the system function correctly, provide accurate results, and deliver a seamless user experience. This evaluation will be divided into three main areas: System Functionality, User Experience, and Vision Test Accuracy.</w:t>
+      </w:r>
+    </w:p>
+    <w:p>
+      <w:pPr>
+        <w:pStyle w:val="Heading2"/>
+      </w:pPr>
+      <w:bookmarkStart w:id="60" w:name="_Toc177853837"/>
+      <w:r>
+        <w:lastRenderedPageBreak/>
+        <w:t>6.1 System Functionality</w:t>
+      </w:r>
+      <w:bookmarkEnd w:id="60"/>
+    </w:p>
+    <w:p>
+      <w:pPr>
+        <w:bidi w:val="0"/>
+        <w:spacing w:line="360" w:lineRule="auto"/>
         <w:rPr>
           <w:rFonts w:asciiTheme="majorBidi" w:hAnsiTheme="majorBidi" w:cstheme="majorBidi"/>
           <w:sz w:val="28"/>
           <w:szCs w:val="28"/>
         </w:rPr>
-        <w:t>OptiVision</w:t>
-      </w:r>
-      <w:proofErr w:type="spellEnd"/>
+      </w:pPr>
       <w:r>
         <w:rPr>
           <w:rFonts w:asciiTheme="majorBidi" w:hAnsiTheme="majorBidi" w:cstheme="majorBidi"/>
           <w:sz w:val="28"/>
           <w:szCs w:val="28"/>
         </w:rPr>
-        <w:t xml:space="preserve"> system will focus on ensuring that all components of the system function correctly, provide accurate results, and deliver a seamless user experience. This evaluation will be divided into three main areas: System Functionality, User Experience, and Vision Test Accuracy.</w:t>
-      </w:r>
-    </w:p>
-    <w:p>
-      <w:pPr>
-        <w:pStyle w:val="Heading2"/>
-      </w:pPr>
-      <w:bookmarkStart w:id="60" w:name="_Toc177734895"/>
-      <w:r>
-        <w:t>6.1 System Functionality</w:t>
-      </w:r>
-      <w:bookmarkEnd w:id="60"/>
-    </w:p>
-    <w:p>
-      <w:pPr>
-        <w:bidi w:val="0"/>
-        <w:spacing w:line="360" w:lineRule="auto"/>
-        <w:rPr>
-          <w:rFonts w:asciiTheme="majorBidi" w:hAnsiTheme="majorBidi" w:cstheme="majorBidi"/>
-          <w:sz w:val="28"/>
-          <w:szCs w:val="28"/>
-        </w:rPr>
-      </w:pPr>
-      <w:r>
-        <w:rPr>
-          <w:rFonts w:asciiTheme="majorBidi" w:hAnsiTheme="majorBidi" w:cstheme="majorBidi"/>
-          <w:sz w:val="28"/>
-          <w:szCs w:val="28"/>
-        </w:rPr>
-        <w:t xml:space="preserve">We will conduct extensive testing to verify that the </w:t>
-      </w:r>
-      <w:proofErr w:type="spellStart"/>
-      <w:r>
-        <w:rPr>
-          <w:rFonts w:asciiTheme="majorBidi" w:hAnsiTheme="majorBidi" w:cstheme="majorBidi"/>
-          <w:sz w:val="28"/>
-          <w:szCs w:val="28"/>
-        </w:rPr>
-        <w:t>OptiVision</w:t>
-      </w:r>
-      <w:proofErr w:type="spellEnd"/>
-      <w:r>
-        <w:rPr>
-          <w:rFonts w:asciiTheme="majorBidi" w:hAnsiTheme="majorBidi" w:cstheme="majorBidi"/>
-          <w:sz w:val="28"/>
-          <w:szCs w:val="28"/>
-        </w:rPr>
-        <w:t xml:space="preserve"> application performs all intended functions reliably. This includes:</w:t>
+        <w:t>We will conduct extensive testing to verify that the OptiVision application performs all intended functions reliably. This includes:</w:t>
       </w:r>
     </w:p>
     <w:p>
@@ -12659,9 +12560,8 @@
       <w:pPr>
         <w:pStyle w:val="Heading2"/>
       </w:pPr>
-      <w:bookmarkStart w:id="61" w:name="_Toc177734896"/>
-      <w:r>
-        <w:lastRenderedPageBreak/>
+      <w:bookmarkStart w:id="61" w:name="_Toc177853838"/>
+      <w:r>
         <w:t>6.2 User Experience</w:t>
       </w:r>
       <w:bookmarkEnd w:id="61"/>
@@ -12682,25 +12582,7 @@
           <w:sz w:val="28"/>
           <w:szCs w:val="28"/>
         </w:rPr>
-        <w:t xml:space="preserve">The evaluation will also consider the overall user experience provided by the </w:t>
-      </w:r>
-      <w:proofErr w:type="spellStart"/>
-      <w:r>
-        <w:rPr>
-          <w:rFonts w:asciiTheme="majorBidi" w:hAnsiTheme="majorBidi" w:cstheme="majorBidi"/>
-          <w:sz w:val="28"/>
-          <w:szCs w:val="28"/>
-        </w:rPr>
-        <w:t>OptiVision</w:t>
-      </w:r>
-      <w:proofErr w:type="spellEnd"/>
-      <w:r>
-        <w:rPr>
-          <w:rFonts w:asciiTheme="majorBidi" w:hAnsiTheme="majorBidi" w:cstheme="majorBidi"/>
-          <w:sz w:val="28"/>
-          <w:szCs w:val="28"/>
-        </w:rPr>
-        <w:t xml:space="preserve"> system. This will involve:</w:t>
+        <w:t>The evaluation will also consider the overall user experience provided by the OptiVision system. This will involve:</w:t>
       </w:r>
     </w:p>
     <w:p>
@@ -12733,7 +12615,16 @@
           <w:sz w:val="28"/>
           <w:szCs w:val="28"/>
         </w:rPr>
-        <w:t xml:space="preserve"> Testing the usability of the interface, ensuring that users can easily navigate through the application, perform vision tests, and view their results. We will gather feedback from test users to identify any areas where the interface can be improved.</w:t>
+        <w:t xml:space="preserve"> Testing the usability of the interface, ensuring that users can easily navigate through the application, perform vision tests, and view their results. We will gather feedback from </w:t>
+      </w:r>
+      <w:r>
+        <w:rPr>
+          <w:rFonts w:asciiTheme="majorBidi" w:hAnsiTheme="majorBidi" w:cstheme="majorBidi"/>
+          <w:sz w:val="28"/>
+          <w:szCs w:val="28"/>
+        </w:rPr>
+        <w:lastRenderedPageBreak/>
+        <w:t>test users to identify any areas where the interface can be improved.</w:t>
       </w:r>
     </w:p>
     <w:p>
@@ -12806,7 +12697,7 @@
       <w:pPr>
         <w:pStyle w:val="Heading2"/>
       </w:pPr>
-      <w:bookmarkStart w:id="62" w:name="_Toc177734897"/>
+      <w:bookmarkStart w:id="62" w:name="_Toc177853839"/>
       <w:r>
         <w:t>6.3 Vision Test Accuracy</w:t>
       </w:r>
@@ -12828,25 +12719,7 @@
           <w:sz w:val="28"/>
           <w:szCs w:val="28"/>
         </w:rPr>
-        <w:t xml:space="preserve">We will validate the accuracy of the vision tests offered by the </w:t>
-      </w:r>
-      <w:proofErr w:type="spellStart"/>
-      <w:r>
-        <w:rPr>
-          <w:rFonts w:asciiTheme="majorBidi" w:hAnsiTheme="majorBidi" w:cstheme="majorBidi"/>
-          <w:sz w:val="28"/>
-          <w:szCs w:val="28"/>
-        </w:rPr>
-        <w:t>OptiVision</w:t>
-      </w:r>
-      <w:proofErr w:type="spellEnd"/>
-      <w:r>
-        <w:rPr>
-          <w:rFonts w:asciiTheme="majorBidi" w:hAnsiTheme="majorBidi" w:cstheme="majorBidi"/>
-          <w:sz w:val="28"/>
-          <w:szCs w:val="28"/>
-        </w:rPr>
-        <w:t xml:space="preserve"> system by comparing the results against established benchmarks. The goal is to ensure that the tests provide reliable assessments of users’ vision health. This evaluation will include:</w:t>
+        <w:t>We will validate the accuracy of the vision tests offered by the OptiVision system by comparing the results against established benchmarks. The goal is to ensure that the tests provide reliable assessments of users’ vision health. This evaluation will include:</w:t>
       </w:r>
     </w:p>
     <w:p>
@@ -12904,7 +12777,6 @@
           <w:sz w:val="28"/>
           <w:szCs w:val="28"/>
         </w:rPr>
-        <w:lastRenderedPageBreak/>
         <w:t>Color Vision Test:</w:t>
       </w:r>
       <w:r>
@@ -12971,6 +12843,7 @@
           <w:sz w:val="28"/>
           <w:szCs w:val="28"/>
         </w:rPr>
+        <w:lastRenderedPageBreak/>
         <w:t>Blur Detection Test:</w:t>
       </w:r>
       <w:r>
@@ -15027,7 +14900,6 @@
                 <w:sz w:val="24"/>
                 <w:szCs w:val="24"/>
               </w:rPr>
-              <w:lastRenderedPageBreak/>
               <w:t>7</w:t>
             </w:r>
           </w:p>
@@ -16094,6 +15966,7 @@
                 <w:sz w:val="24"/>
                 <w:szCs w:val="24"/>
               </w:rPr>
+              <w:lastRenderedPageBreak/>
               <w:t>10</w:t>
             </w:r>
           </w:p>
@@ -19471,6 +19344,7 @@
     <w:p>
       <w:pPr>
         <w:bidi w:val="0"/>
+        <w:spacing w:line="360" w:lineRule="auto"/>
         <w:rPr>
           <w:rFonts w:asciiTheme="majorBidi" w:hAnsiTheme="majorBidi" w:cstheme="majorBidi"/>
           <w:sz w:val="28"/>
@@ -19481,6 +19355,7 @@
     <w:p>
       <w:pPr>
         <w:bidi w:val="0"/>
+        <w:spacing w:line="360" w:lineRule="auto"/>
         <w:rPr>
           <w:rFonts w:asciiTheme="majorBidi" w:hAnsiTheme="majorBidi" w:cstheme="majorBidi"/>
           <w:sz w:val="28"/>
@@ -19491,6 +19366,7 @@
     <w:p>
       <w:pPr>
         <w:bidi w:val="0"/>
+        <w:spacing w:line="360" w:lineRule="auto"/>
         <w:rPr>
           <w:rFonts w:asciiTheme="majorBidi" w:hAnsiTheme="majorBidi" w:cstheme="majorBidi"/>
           <w:sz w:val="28"/>
@@ -19514,45 +19390,16 @@
           <w:sz w:val="28"/>
           <w:szCs w:val="28"/>
         </w:rPr>
+        <w:t>This evaluation plan ensures that the OptiVision system is not only functionally robust and accurate in its vision assessments but also provides a user-friendly experience. The comprehensive testing of hardware interactions, application performance, and the accuracy of the vision tests will help ensure that the system meets its intended purpose of providing reliable and accessible vision health assessments.</w:t>
+      </w:r>
+    </w:p>
+    <w:p>
+      <w:pPr>
+        <w:pStyle w:val="Heading1"/>
+      </w:pPr>
+      <w:bookmarkStart w:id="63" w:name="_Toc177853840"/>
+      <w:r>
         <w:lastRenderedPageBreak/>
-        <w:t xml:space="preserve">This evaluation plan ensures that the </w:t>
-      </w:r>
-      <w:proofErr w:type="spellStart"/>
-      <w:r>
-        <w:rPr>
-          <w:rFonts w:asciiTheme="majorBidi" w:hAnsiTheme="majorBidi" w:cstheme="majorBidi"/>
-          <w:sz w:val="28"/>
-          <w:szCs w:val="28"/>
-        </w:rPr>
-        <w:t>OptiVision</w:t>
-      </w:r>
-      <w:proofErr w:type="spellEnd"/>
-      <w:r>
-        <w:rPr>
-          <w:rFonts w:asciiTheme="majorBidi" w:hAnsiTheme="majorBidi" w:cstheme="majorBidi"/>
-          <w:sz w:val="28"/>
-          <w:szCs w:val="28"/>
-        </w:rPr>
-        <w:t xml:space="preserve"> system is not only functionally robust and accurate in its vision assessments but also provides a user-friendly experience. The comprehensive testing of hardware interactions, application performance, and the accuracy of the vision tests will help ensure that the system meets its intended purpose of providing reliable and accessible vision health assessments.</w:t>
-      </w:r>
-    </w:p>
-    <w:p>
-      <w:pPr>
-        <w:bidi w:val="0"/>
-        <w:spacing w:line="360" w:lineRule="auto"/>
-        <w:rPr>
-          <w:rFonts w:asciiTheme="majorBidi" w:hAnsiTheme="majorBidi" w:cstheme="majorBidi"/>
-          <w:sz w:val="28"/>
-          <w:szCs w:val="28"/>
-        </w:rPr>
-      </w:pPr>
-    </w:p>
-    <w:p>
-      <w:pPr>
-        <w:pStyle w:val="Heading1"/>
-      </w:pPr>
-      <w:bookmarkStart w:id="63" w:name="_Toc177734898"/>
-      <w:r>
         <w:t>7. References</w:t>
       </w:r>
       <w:bookmarkEnd w:id="63"/>
@@ -19561,7 +19408,7 @@
       <w:pPr>
         <w:pStyle w:val="Heading2"/>
       </w:pPr>
-      <w:bookmarkStart w:id="64" w:name="_Toc177734899"/>
+      <w:bookmarkStart w:id="64" w:name="_Toc177853841"/>
       <w:r>
         <w:t>7.1 GitHub Link:</w:t>
       </w:r>
@@ -19591,27 +19438,36 @@
     </w:p>
     <w:p>
       <w:pPr>
+        <w:pStyle w:val="Heading2"/>
+      </w:pPr>
+      <w:bookmarkStart w:id="65" w:name="_Toc177853842"/>
+      <w:r>
+        <w:t>7.2 Academic References:</w:t>
+      </w:r>
+      <w:bookmarkEnd w:id="65"/>
+    </w:p>
+    <w:p>
+      <w:pPr>
         <w:bidi w:val="0"/>
         <w:spacing w:line="360" w:lineRule="auto"/>
         <w:rPr>
           <w:rFonts w:asciiTheme="majorBidi" w:hAnsiTheme="majorBidi" w:cstheme="majorBidi"/>
-          <w:i/>
-          <w:iCs/>
-          <w:sz w:val="28"/>
-          <w:szCs w:val="28"/>
-          <w:u w:val="single"/>
-        </w:rPr>
-      </w:pPr>
-    </w:p>
-    <w:p>
-      <w:pPr>
-        <w:pStyle w:val="Heading2"/>
-      </w:pPr>
-      <w:bookmarkStart w:id="65" w:name="_Toc177734900"/>
-      <w:r>
-        <w:t>7.2 Academic References:</w:t>
-      </w:r>
-      <w:bookmarkEnd w:id="65"/>
+        </w:rPr>
+      </w:pPr>
+      <w:r>
+        <w:rPr>
+          <w:rFonts w:asciiTheme="majorBidi" w:hAnsiTheme="majorBidi" w:cstheme="majorBidi"/>
+          <w:b/>
+          <w:bCs/>
+        </w:rPr>
+        <w:t>[1]</w:t>
+      </w:r>
+      <w:r>
+        <w:rPr>
+          <w:rFonts w:asciiTheme="majorBidi" w:hAnsiTheme="majorBidi" w:cstheme="majorBidi"/>
+        </w:rPr>
+        <w:t xml:space="preserve"> Elliott, D. B., &amp; Flanagan, J. G. (2013). Assessment of visual function in the early detection of vision impairment. Ophthalmic &amp; Physiological Optics, 33(2), 133-139.</w:t>
+      </w:r>
     </w:p>
     <w:p>
       <w:pPr>
@@ -19627,13 +19483,13 @@
           <w:b/>
           <w:bCs/>
         </w:rPr>
-        <w:t>[1]</w:t>
-      </w:r>
-      <w:r>
-        <w:rPr>
-          <w:rFonts w:asciiTheme="majorBidi" w:hAnsiTheme="majorBidi" w:cstheme="majorBidi"/>
-        </w:rPr>
-        <w:t xml:space="preserve"> Elliott, D. B., &amp; Flanagan, J. G. (2013). Assessment of visual function in the early detection of vision impairment. Ophthalmic &amp; Physiological Optics, 33(2), 133-139.</w:t>
+        <w:t>[2]</w:t>
+      </w:r>
+      <w:r>
+        <w:rPr>
+          <w:rFonts w:asciiTheme="majorBidi" w:hAnsiTheme="majorBidi" w:cstheme="majorBidi"/>
+        </w:rPr>
+        <w:t xml:space="preserve"> Adams, C. S., &amp; Bennett, J. L. (2017). The effectiveness of computer-based visual acuity testing: A review. Optometry &amp; Vision Science, 94(5), 450-457.</w:t>
       </w:r>
     </w:p>
     <w:p>
@@ -19650,13 +19506,13 @@
           <w:b/>
           <w:bCs/>
         </w:rPr>
-        <w:t>[2]</w:t>
-      </w:r>
-      <w:r>
-        <w:rPr>
-          <w:rFonts w:asciiTheme="majorBidi" w:hAnsiTheme="majorBidi" w:cstheme="majorBidi"/>
-        </w:rPr>
-        <w:t xml:space="preserve"> Adams, C. S., &amp; Bennett, J. L. (2017). The effectiveness of computer-based visual acuity testing: A review. Optometry &amp; Vision Science, 94(5), 450-457.</w:t>
+        <w:t>[3]</w:t>
+      </w:r>
+      <w:r>
+        <w:rPr>
+          <w:rFonts w:asciiTheme="majorBidi" w:hAnsiTheme="majorBidi" w:cstheme="majorBidi"/>
+        </w:rPr>
+        <w:t xml:space="preserve"> Verriest, G. (2005). Screening for congenital color vision deficiencies in school children: principles, methods, and applications. Ophthalmic &amp; Physiological Optics, 25(1), 139-149.</w:t>
       </w:r>
     </w:p>
     <w:p>
@@ -19673,13 +19529,13 @@
           <w:b/>
           <w:bCs/>
         </w:rPr>
-        <w:t>[3]</w:t>
-      </w:r>
-      <w:r>
-        <w:rPr>
-          <w:rFonts w:asciiTheme="majorBidi" w:hAnsiTheme="majorBidi" w:cstheme="majorBidi"/>
-        </w:rPr>
-        <w:t xml:space="preserve"> Verriest, G. (2005). Screening for congenital color vision deficiencies in school children: principles, methods, and applications. Ophthalmic &amp; Physiological Optics, 25(1), 139-149.</w:t>
+        <w:t>[4]</w:t>
+      </w:r>
+      <w:r>
+        <w:rPr>
+          <w:rFonts w:asciiTheme="majorBidi" w:hAnsiTheme="majorBidi" w:cstheme="majorBidi"/>
+        </w:rPr>
+        <w:t xml:space="preserve"> Regan, D., &amp; Neima, D. (2010). Low-contrast letter charts and sine-wave grating tests in ophthalmological practice and research. Clinical Vision Sciences, 5(3), 235-250.</w:t>
       </w:r>
     </w:p>
     <w:p>
@@ -19696,27 +19552,13 @@
           <w:b/>
           <w:bCs/>
         </w:rPr>
-        <w:t>[4]</w:t>
-      </w:r>
-      <w:r>
-        <w:rPr>
-          <w:rFonts w:asciiTheme="majorBidi" w:hAnsiTheme="majorBidi" w:cstheme="majorBidi"/>
-        </w:rPr>
-        <w:t xml:space="preserve"> Regan, D., &amp; Neima, D. (2010). Low-contrast letter charts and </w:t>
-      </w:r>
-      <w:proofErr w:type="gramStart"/>
-      <w:r>
-        <w:rPr>
-          <w:rFonts w:asciiTheme="majorBidi" w:hAnsiTheme="majorBidi" w:cstheme="majorBidi"/>
-        </w:rPr>
-        <w:t>sine-wave</w:t>
-      </w:r>
-      <w:proofErr w:type="gramEnd"/>
-      <w:r>
-        <w:rPr>
-          <w:rFonts w:asciiTheme="majorBidi" w:hAnsiTheme="majorBidi" w:cstheme="majorBidi"/>
-        </w:rPr>
-        <w:t xml:space="preserve"> grating tests in ophthalmological practice and research. Clinical Vision Sciences, 5(3), 235-250.</w:t>
+        <w:t>[5]</w:t>
+      </w:r>
+      <w:r>
+        <w:rPr>
+          <w:rFonts w:asciiTheme="majorBidi" w:hAnsiTheme="majorBidi" w:cstheme="majorBidi"/>
+        </w:rPr>
+        <w:t xml:space="preserve"> McKean-Cowdin, R., Varma, R., Wu, J., Hays, R. D., &amp; Azen, S. P. (2011). Impact of visual impairment on health-related quality of life in Latinos: The Los Angeles Latino Eye Study. Ophthalmology, 115(10), 1756-1763.</w:t>
       </w:r>
     </w:p>
     <w:p>
@@ -19733,13 +19575,13 @@
           <w:b/>
           <w:bCs/>
         </w:rPr>
-        <w:t>[5]</w:t>
-      </w:r>
-      <w:r>
-        <w:rPr>
-          <w:rFonts w:asciiTheme="majorBidi" w:hAnsiTheme="majorBidi" w:cstheme="majorBidi"/>
-        </w:rPr>
-        <w:t xml:space="preserve"> McKean-Cowdin, R., Varma, R., Wu, J., Hays, R. D., &amp; Azen, S. P. (2011). Impact of visual impairment on health-related quality of life in Latinos: The Los Angeles Latino Eye Study. Ophthalmology, 115(10), 1756-1763.</w:t>
+        <w:t>[6]</w:t>
+      </w:r>
+      <w:r>
+        <w:rPr>
+          <w:rFonts w:asciiTheme="majorBidi" w:hAnsiTheme="majorBidi" w:cstheme="majorBidi"/>
+        </w:rPr>
+        <w:t xml:space="preserve"> Ekpenyong, B., &amp; Antia, U. (2018). An evaluation of the accuracy of online vision screening tools. Journal of Telemedicine and Telecare, 24(9), 602-607.</w:t>
       </w:r>
     </w:p>
     <w:p>
@@ -19756,13 +19598,13 @@
           <w:b/>
           <w:bCs/>
         </w:rPr>
-        <w:t>[6]</w:t>
-      </w:r>
-      <w:r>
-        <w:rPr>
-          <w:rFonts w:asciiTheme="majorBidi" w:hAnsiTheme="majorBidi" w:cstheme="majorBidi"/>
-        </w:rPr>
-        <w:t xml:space="preserve"> Ekpenyong, B., &amp; Antia, U. (2018). An evaluation of the accuracy of online vision screening tools. Journal of Telemedicine and Telecare, 24(9), 602-607.</w:t>
+        <w:t>[7]</w:t>
+      </w:r>
+      <w:r>
+        <w:rPr>
+          <w:rFonts w:asciiTheme="majorBidi" w:hAnsiTheme="majorBidi" w:cstheme="majorBidi"/>
+        </w:rPr>
+        <w:t xml:space="preserve"> Griffin, J. R., &amp; Grisham, J. D. (2012). Binocular anomalies: Diagnosis and vision therapy. Elsevier Health Sciences.</w:t>
       </w:r>
     </w:p>
     <w:p>
@@ -19779,13 +19621,13 @@
           <w:b/>
           <w:bCs/>
         </w:rPr>
-        <w:t>[7]</w:t>
-      </w:r>
-      <w:r>
-        <w:rPr>
-          <w:rFonts w:asciiTheme="majorBidi" w:hAnsiTheme="majorBidi" w:cstheme="majorBidi"/>
-        </w:rPr>
-        <w:t xml:space="preserve"> Griffin, J. R., &amp; Grisham, J. D. (2012). Binocular anomalies: Diagnosis and vision therapy. Elsevier Health Sciences.</w:t>
+        <w:t>[8]</w:t>
+      </w:r>
+      <w:r>
+        <w:rPr>
+          <w:rFonts w:asciiTheme="majorBidi" w:hAnsiTheme="majorBidi" w:cstheme="majorBidi"/>
+        </w:rPr>
+        <w:t xml:space="preserve"> Carkeet, A., &amp; Lee, S. (2015). Evaluating the efficacy of screen calibration in online vision testing platforms. Journal of Vision, 15(12), 589-596.</w:t>
       </w:r>
     </w:p>
     <w:p>
@@ -19802,14 +19644,13 @@
           <w:b/>
           <w:bCs/>
         </w:rPr>
-        <w:lastRenderedPageBreak/>
-        <w:t>[8]</w:t>
-      </w:r>
-      <w:r>
-        <w:rPr>
-          <w:rFonts w:asciiTheme="majorBidi" w:hAnsiTheme="majorBidi" w:cstheme="majorBidi"/>
-        </w:rPr>
-        <w:t xml:space="preserve"> Carkeet, A., &amp; Lee, S. (2015). Evaluating the efficacy of screen calibration in online vision testing platforms. Journal of Vision, 15(12), 589-596.</w:t>
+        <w:t>[9]</w:t>
+      </w:r>
+      <w:r>
+        <w:rPr>
+          <w:rFonts w:asciiTheme="majorBidi" w:hAnsiTheme="majorBidi" w:cstheme="majorBidi"/>
+        </w:rPr>
+        <w:t xml:space="preserve"> Stewart-Brown, S. L., &amp; Snowdon, S. K. (2013). Severity of vision impairment in children and its impact on educational outcomes. British Journal of Educational Psychology, 85(3), 317-329.</w:t>
       </w:r>
     </w:p>
     <w:p>
@@ -19826,64 +19667,13 @@
           <w:b/>
           <w:bCs/>
         </w:rPr>
-        <w:t>[9]</w:t>
-      </w:r>
-      <w:r>
-        <w:rPr>
-          <w:rFonts w:asciiTheme="majorBidi" w:hAnsiTheme="majorBidi" w:cstheme="majorBidi"/>
-        </w:rPr>
-        <w:t xml:space="preserve"> Stewart-Brown, S. L., &amp; Snowdon, S. K. (2013). Severity of vision impairment in children and its impact on educational outcomes. British Journal of Educational Psychology, 85(3), 317-329.</w:t>
-      </w:r>
-    </w:p>
-    <w:p>
-      <w:pPr>
-        <w:bidi w:val="0"/>
-        <w:spacing w:line="360" w:lineRule="auto"/>
-        <w:rPr>
-          <w:rFonts w:asciiTheme="majorBidi" w:hAnsiTheme="majorBidi" w:cstheme="majorBidi"/>
-        </w:rPr>
-      </w:pPr>
-      <w:r>
-        <w:rPr>
-          <w:rFonts w:asciiTheme="majorBidi" w:hAnsiTheme="majorBidi" w:cstheme="majorBidi"/>
-          <w:b/>
-          <w:bCs/>
-        </w:rPr>
         <w:t>[10]</w:t>
       </w:r>
       <w:r>
         <w:rPr>
           <w:rFonts w:asciiTheme="majorBidi" w:hAnsiTheme="majorBidi" w:cstheme="majorBidi"/>
         </w:rPr>
-        <w:t xml:space="preserve"> </w:t>
-      </w:r>
-      <w:proofErr w:type="spellStart"/>
-      <w:r>
-        <w:rPr>
-          <w:rFonts w:asciiTheme="majorBidi" w:hAnsiTheme="majorBidi" w:cstheme="majorBidi"/>
-        </w:rPr>
-        <w:t>Porcar</w:t>
-      </w:r>
-      <w:proofErr w:type="spellEnd"/>
-      <w:r>
-        <w:rPr>
-          <w:rFonts w:asciiTheme="majorBidi" w:hAnsiTheme="majorBidi" w:cstheme="majorBidi"/>
-        </w:rPr>
-        <w:t xml:space="preserve">, E., &amp; </w:t>
-      </w:r>
-      <w:proofErr w:type="spellStart"/>
-      <w:r>
-        <w:rPr>
-          <w:rFonts w:asciiTheme="majorBidi" w:hAnsiTheme="majorBidi" w:cstheme="majorBidi"/>
-        </w:rPr>
-        <w:t>Montés-Micó</w:t>
-      </w:r>
-      <w:proofErr w:type="spellEnd"/>
-      <w:r>
-        <w:rPr>
-          <w:rFonts w:asciiTheme="majorBidi" w:hAnsiTheme="majorBidi" w:cstheme="majorBidi"/>
-        </w:rPr>
-        <w:t>, R. (2007). Screening for visual problems in school-age children: A review. Journal of Optometry, 1(2), 57-65.</w:t>
+        <w:t xml:space="preserve"> Porcar, E., &amp; Montés-Micó, R. (2007). Screening for visual problems in school-age children: A review. Journal of Optometry, 1(2), 57-65.</w:t>
       </w:r>
     </w:p>
     <w:p>
@@ -19945,31 +19735,6 @@
           <w:t>https://openai.com/chatgpt</w:t>
         </w:r>
       </w:hyperlink>
-    </w:p>
-    <w:p>
-      <w:pPr>
-        <w:bidi w:val="0"/>
-        <w:spacing w:line="360" w:lineRule="auto"/>
-        <w:rPr>
-          <w:rFonts w:asciiTheme="majorBidi" w:hAnsiTheme="majorBidi" w:cstheme="majorBidi"/>
-          <w:i/>
-          <w:iCs/>
-          <w:sz w:val="28"/>
-          <w:szCs w:val="28"/>
-          <w:u w:val="single"/>
-        </w:rPr>
-      </w:pPr>
-    </w:p>
-    <w:p>
-      <w:pPr>
-        <w:bidi w:val="0"/>
-        <w:spacing w:line="360" w:lineRule="auto"/>
-        <w:rPr>
-          <w:rFonts w:asciiTheme="majorBidi" w:hAnsiTheme="majorBidi" w:cstheme="majorBidi"/>
-          <w:sz w:val="28"/>
-          <w:szCs w:val="28"/>
-        </w:rPr>
-      </w:pPr>
     </w:p>
     <w:sectPr>
       <w:headerReference w:type="default" r:id="rId23"/>

--- a/Capstone Project Book.docx
+++ b/Capstone Project Book.docx
@@ -112,6 +112,7 @@
           <w:rtl/>
         </w:rPr>
       </w:pPr>
+      <w:proofErr w:type="spellStart"/>
       <w:r>
         <w:rPr>
           <w:rFonts w:ascii="Times New Roman" w:eastAsia="Times New Roman" w:hAnsi="Times New Roman" w:cs="Times New Roman"/>
@@ -119,7 +120,17 @@
           <w:sz w:val="52"/>
           <w:szCs w:val="52"/>
         </w:rPr>
-        <w:t>OptiVision:</w:t>
+        <w:t>OptiVision</w:t>
+      </w:r>
+      <w:proofErr w:type="spellEnd"/>
+      <w:r>
+        <w:rPr>
+          <w:rFonts w:ascii="Times New Roman" w:eastAsia="Times New Roman" w:hAnsi="Times New Roman" w:cs="Times New Roman"/>
+          <w:b/>
+          <w:sz w:val="52"/>
+          <w:szCs w:val="52"/>
+        </w:rPr>
+        <w:t>:</w:t>
       </w:r>
     </w:p>
     <w:p>
@@ -360,6 +371,7 @@
           <w:szCs w:val="24"/>
         </w:rPr>
       </w:pPr>
+      <w:proofErr w:type="spellStart"/>
       <w:r>
         <w:rPr>
           <w:rFonts w:ascii="Times New Roman" w:eastAsia="Times New Roman" w:hAnsi="Times New Roman" w:cs="Times New Roman"/>
@@ -367,7 +379,37 @@
           <w:sz w:val="24"/>
           <w:szCs w:val="24"/>
         </w:rPr>
-        <w:t>OptiVision is a desktop application designed to provide accessible and user-friendly tools for the early detection of vision impairments. With millions of people worldwide affected by undiagnosed vision issues, there is a pressing need for a solution that allows users to conduct preliminary vision tests from the comfort of their homes. OptiVision addresses this need by incorporating a series of scientifically validated tests, including visual acuity, color vision, contrast sensitivity, blur detection, and field of vision assessments.</w:t>
+        <w:t>OptiVision</w:t>
+      </w:r>
+      <w:proofErr w:type="spellEnd"/>
+      <w:r>
+        <w:rPr>
+          <w:rFonts w:ascii="Times New Roman" w:eastAsia="Times New Roman" w:hAnsi="Times New Roman" w:cs="Times New Roman"/>
+          <w:bCs/>
+          <w:sz w:val="24"/>
+          <w:szCs w:val="24"/>
+        </w:rPr>
+        <w:t xml:space="preserve"> is a desktop application designed to provide accessible and user-friendly tools for the early detection of vision impairments. With millions of people worldwide affected by undiagnosed vision issues, there is a pressing need for a solution that allows users to conduct preliminary vision tests from the comfort of their homes. </w:t>
+      </w:r>
+      <w:proofErr w:type="spellStart"/>
+      <w:r>
+        <w:rPr>
+          <w:rFonts w:ascii="Times New Roman" w:eastAsia="Times New Roman" w:hAnsi="Times New Roman" w:cs="Times New Roman"/>
+          <w:bCs/>
+          <w:sz w:val="24"/>
+          <w:szCs w:val="24"/>
+        </w:rPr>
+        <w:t>OptiVision</w:t>
+      </w:r>
+      <w:proofErr w:type="spellEnd"/>
+      <w:r>
+        <w:rPr>
+          <w:rFonts w:ascii="Times New Roman" w:eastAsia="Times New Roman" w:hAnsi="Times New Roman" w:cs="Times New Roman"/>
+          <w:bCs/>
+          <w:sz w:val="24"/>
+          <w:szCs w:val="24"/>
+        </w:rPr>
+        <w:t xml:space="preserve"> addresses this need by incorporating a series of scientifically validated tests, including visual acuity, color vision, contrast sensitivity, blur detection, and field of vision assessments.</w:t>
       </w:r>
     </w:p>
     <w:p>
@@ -402,6 +444,7 @@
           <w:szCs w:val="24"/>
         </w:rPr>
       </w:pPr>
+      <w:proofErr w:type="spellStart"/>
       <w:r>
         <w:rPr>
           <w:rFonts w:ascii="Times New Roman" w:eastAsia="Times New Roman" w:hAnsi="Times New Roman" w:cs="Times New Roman"/>
@@ -409,7 +452,37 @@
           <w:sz w:val="24"/>
           <w:szCs w:val="24"/>
         </w:rPr>
-        <w:t>OptiVision operates by utilizing hardware inputs such as the user's monitor, mouse, and keyboard. The user first performs a screen calibration to ensure test accuracy, followed by a guided sequence of vision tests. Each test is interactive and tailored to measure specific aspects of vision health. After completing the tests, the system processes the data and displays a detailed report, highlighting any areas of concern. Users can revisit past results and monitor changes in their vision, allowing for early detection of potential issues. By making vision health assessments more accessible, OptiVision aims to reduce the number of undiagnosed cases and promote early intervention, ultimately improving the quality of life for individuals with potential vision impairments.</w:t>
+        <w:t>OptiVision</w:t>
+      </w:r>
+      <w:proofErr w:type="spellEnd"/>
+      <w:r>
+        <w:rPr>
+          <w:rFonts w:ascii="Times New Roman" w:eastAsia="Times New Roman" w:hAnsi="Times New Roman" w:cs="Times New Roman"/>
+          <w:bCs/>
+          <w:sz w:val="24"/>
+          <w:szCs w:val="24"/>
+        </w:rPr>
+        <w:t xml:space="preserve"> operates by utilizing hardware inputs such as the user's monitor, mouse, and keyboard. The user first performs a screen calibration to ensure test accuracy, followed by a guided sequence of vision tests. Each test is interactive and tailored to measure specific aspects of vision health. After completing the tests, the system processes the data and displays a detailed report, highlighting any areas of concern. Users can revisit past results and monitor changes in their vision, allowing for early detection of potential issues. By making vision health assessments more accessible, </w:t>
+      </w:r>
+      <w:proofErr w:type="spellStart"/>
+      <w:r>
+        <w:rPr>
+          <w:rFonts w:ascii="Times New Roman" w:eastAsia="Times New Roman" w:hAnsi="Times New Roman" w:cs="Times New Roman"/>
+          <w:bCs/>
+          <w:sz w:val="24"/>
+          <w:szCs w:val="24"/>
+        </w:rPr>
+        <w:t>OptiVision</w:t>
+      </w:r>
+      <w:proofErr w:type="spellEnd"/>
+      <w:r>
+        <w:rPr>
+          <w:rFonts w:ascii="Times New Roman" w:eastAsia="Times New Roman" w:hAnsi="Times New Roman" w:cs="Times New Roman"/>
+          <w:bCs/>
+          <w:sz w:val="24"/>
+          <w:szCs w:val="24"/>
+        </w:rPr>
+        <w:t xml:space="preserve"> aims to reduce the number of undiagnosed cases and promote early intervention, ultimately improving the quality of life for individuals with potential vision impairments.</w:t>
       </w:r>
     </w:p>
     <w:p>
@@ -3821,7 +3894,7 @@
               <w:rPr>
                 <w:webHidden/>
               </w:rPr>
-              <w:t>28</w:t>
+              <w:t>29</w:t>
             </w:r>
             <w:r>
               <w:rPr>
@@ -4031,7 +4104,7 @@
               <w:rPr>
                 <w:webHidden/>
               </w:rPr>
-              <w:t>30</w:t>
+              <w:t>31</w:t>
             </w:r>
             <w:r>
               <w:rPr>
@@ -5424,7 +5497,25 @@
           <w:sz w:val="24"/>
           <w:szCs w:val="24"/>
         </w:rPr>
-        <w:t>We aim to make sure that the patients detect sight loss at an early stage in life by providing an accessible and user-friendly way for eye vision impairment detection. Currently, such assessments often require professional intervention and can be cost-prohibitive for many individuals. Our software aims to democratize eye health screening by offering digital visual acuity and color vision tests that can be conducted at home. Our program is built on popular approaches like the Snellen chart and Ishihara plates, which help our clients conduct basic eye assessments using simple tools such as a computer monitor or smartphone. Additionally, we incorporate tests for contrast vision, blur detection, and field of vision checks, such as the Amsler grid. This will provide useful information about the individual’s color vision, visual acuteness, and other potential vision issues, thus determining whether additional medical examination is necessary. Consequently, by taking early steps in managing their optical health, people are able to address such problems before they become worse.</w:t>
+        <w:t xml:space="preserve">We aim to make sure that the patients detect sight loss at an early stage in life by providing an accessible and user-friendly way for eye vision impairment detection. Currently, such assessments often require professional intervention and can be cost-prohibitive for many individuals. Our software aims to democratize eye health screening by offering digital visual acuity and color vision tests that can be conducted at home. Our program is built on popular approaches like the Snellen chart and Ishihara plates, which help our clients conduct basic eye assessments using simple tools such as a computer monitor or smartphone. Additionally, we incorporate tests for contrast vision, blur detection, and field of vision checks, such as the Amsler grid. This will provide useful information about the individual’s color vision, visual acuteness, and other potential vision issues, thus determining whether additional medical examination is necessary. Consequently, by taking early steps in managing their optical health, people </w:t>
+      </w:r>
+      <w:proofErr w:type="gramStart"/>
+      <w:r>
+        <w:rPr>
+          <w:rFonts w:asciiTheme="majorBidi" w:hAnsiTheme="majorBidi" w:cstheme="majorBidi"/>
+          <w:sz w:val="24"/>
+          <w:szCs w:val="24"/>
+        </w:rPr>
+        <w:t>are able to</w:t>
+      </w:r>
+      <w:proofErr w:type="gramEnd"/>
+      <w:r>
+        <w:rPr>
+          <w:rFonts w:asciiTheme="majorBidi" w:hAnsiTheme="majorBidi" w:cstheme="majorBidi"/>
+          <w:sz w:val="24"/>
+          <w:szCs w:val="24"/>
+        </w:rPr>
+        <w:t xml:space="preserve"> address such problems before they become worse.</w:t>
       </w:r>
     </w:p>
     <w:p>
@@ -6246,8 +6337,8 @@
       <w:pPr>
         <w:pStyle w:val="Heading2"/>
       </w:pPr>
-      <w:bookmarkStart w:id="36" w:name="_Hlk177060917"/>
-      <w:bookmarkStart w:id="37" w:name="_Toc177853816"/>
+      <w:bookmarkStart w:id="36" w:name="_Toc177853816"/>
+      <w:bookmarkStart w:id="37" w:name="_Hlk177060917"/>
       <w:r>
         <w:t xml:space="preserve">4.3 </w:t>
       </w:r>
@@ -6255,10 +6346,10 @@
       <w:r>
         <w:t>Research - Field of Vision Testing</w:t>
       </w:r>
-      <w:bookmarkEnd w:id="37"/>
+      <w:bookmarkEnd w:id="36"/>
       <w:bookmarkEnd w:id="38"/>
     </w:p>
-    <w:bookmarkEnd w:id="36"/>
+    <w:bookmarkEnd w:id="37"/>
     <w:p>
       <w:pPr>
         <w:shd w:val="clear" w:color="auto" w:fill="FFFFFF"/>
@@ -8803,7 +8894,25 @@
           <w:sz w:val="24"/>
           <w:szCs w:val="24"/>
         </w:rPr>
-        <w:t>This is where users take various vision tests. The results of these tests are saved in the database under "Save Test Results," ensuring that they can be reviewed later. This is the core functionality of the OptiVision system.</w:t>
+        <w:t xml:space="preserve">This is where users take various vision tests. The results of these tests are saved in the database under "Save Test Results," ensuring that they can be reviewed later. This is the core functionality of the </w:t>
+      </w:r>
+      <w:proofErr w:type="spellStart"/>
+      <w:r>
+        <w:rPr>
+          <w:rFonts w:asciiTheme="majorBidi" w:hAnsiTheme="majorBidi" w:cstheme="majorBidi"/>
+          <w:sz w:val="24"/>
+          <w:szCs w:val="24"/>
+        </w:rPr>
+        <w:t>OptiVision</w:t>
+      </w:r>
+      <w:proofErr w:type="spellEnd"/>
+      <w:r>
+        <w:rPr>
+          <w:rFonts w:asciiTheme="majorBidi" w:hAnsiTheme="majorBidi" w:cstheme="majorBidi"/>
+          <w:sz w:val="24"/>
+          <w:szCs w:val="24"/>
+        </w:rPr>
+        <w:t xml:space="preserve"> system.</w:t>
       </w:r>
     </w:p>
     <w:p>
@@ -9304,7 +9413,25 @@
           <w:sz w:val="24"/>
           <w:szCs w:val="24"/>
         </w:rPr>
-        <w:t>The Activity Diagram delves into the operational flow within the OptiVision system. It maps out the sequential steps taken by the user and the system, from the initial user login to the final display of vision test results.</w:t>
+        <w:t xml:space="preserve">The Activity Diagram delves into the operational flow within the </w:t>
+      </w:r>
+      <w:proofErr w:type="spellStart"/>
+      <w:r>
+        <w:rPr>
+          <w:rFonts w:asciiTheme="majorBidi" w:hAnsiTheme="majorBidi" w:cstheme="majorBidi"/>
+          <w:sz w:val="24"/>
+          <w:szCs w:val="24"/>
+        </w:rPr>
+        <w:t>OptiVision</w:t>
+      </w:r>
+      <w:proofErr w:type="spellEnd"/>
+      <w:r>
+        <w:rPr>
+          <w:rFonts w:asciiTheme="majorBidi" w:hAnsiTheme="majorBidi" w:cstheme="majorBidi"/>
+          <w:sz w:val="24"/>
+          <w:szCs w:val="24"/>
+        </w:rPr>
+        <w:t xml:space="preserve"> system. It maps out the sequential steps taken by the user and the system, from the initial user login to the final display of vision test results.</w:t>
       </w:r>
     </w:p>
     <w:p>
@@ -9387,7 +9514,25 @@
           <w:sz w:val="24"/>
           <w:szCs w:val="24"/>
         </w:rPr>
-        <w:t>The Class Diagram offers a detailed view of the static structure of the OptiVision system. It defines the key classes, their attributes, and methods, as well as the relationships between them.</w:t>
+        <w:t xml:space="preserve">The Class Diagram offers a detailed view of the static structure of the </w:t>
+      </w:r>
+      <w:proofErr w:type="spellStart"/>
+      <w:r>
+        <w:rPr>
+          <w:rFonts w:asciiTheme="majorBidi" w:hAnsiTheme="majorBidi" w:cstheme="majorBidi"/>
+          <w:sz w:val="24"/>
+          <w:szCs w:val="24"/>
+        </w:rPr>
+        <w:t>OptiVision</w:t>
+      </w:r>
+      <w:proofErr w:type="spellEnd"/>
+      <w:r>
+        <w:rPr>
+          <w:rFonts w:asciiTheme="majorBidi" w:hAnsiTheme="majorBidi" w:cstheme="majorBidi"/>
+          <w:sz w:val="24"/>
+          <w:szCs w:val="24"/>
+        </w:rPr>
+        <w:t xml:space="preserve"> system. It defines the key classes, their attributes, and methods, as well as the relationships between them.</w:t>
       </w:r>
     </w:p>
     <w:p>
@@ -9646,7 +9791,25 @@
           <w:sz w:val="24"/>
           <w:szCs w:val="24"/>
         </w:rPr>
-        <w:t>The Use Case Diagram illustrates the various interactions between the users and the OptiVision system. It outlines the primary functions available to the user, such as registering, logging in, performing vision tests, and viewing past results</w:t>
+        <w:t xml:space="preserve">The Use Case Diagram illustrates the various interactions between the users and the </w:t>
+      </w:r>
+      <w:proofErr w:type="spellStart"/>
+      <w:r>
+        <w:rPr>
+          <w:rFonts w:asciiTheme="majorBidi" w:hAnsiTheme="majorBidi" w:cstheme="majorBidi"/>
+          <w:sz w:val="24"/>
+          <w:szCs w:val="24"/>
+        </w:rPr>
+        <w:t>OptiVision</w:t>
+      </w:r>
+      <w:proofErr w:type="spellEnd"/>
+      <w:r>
+        <w:rPr>
+          <w:rFonts w:asciiTheme="majorBidi" w:hAnsiTheme="majorBidi" w:cstheme="majorBidi"/>
+          <w:sz w:val="24"/>
+          <w:szCs w:val="24"/>
+        </w:rPr>
+        <w:t xml:space="preserve"> system. It outlines the primary functions available to the user, such as registering, logging in, performing vision tests, and viewing past results</w:t>
       </w:r>
       <w:r>
         <w:rPr>
@@ -9985,7 +10148,7 @@
           <w:sz w:val="24"/>
           <w:szCs w:val="24"/>
         </w:rPr>
-        <w:t>Levels are ranked from 1 (easiest) to 17 (hardest), representing progressively smaller optotypes.</w:t>
+        <w:t>Levels are ranked from 1 (easiest) to 17 (hardest), representing progressively smaller optotypes of the known Landolt C, a circle with a gap. In this test, the user identifies the gap's orientation (up, down, left, right). The test starts with the largest optotype and proceeds to smaller ones, simulating a clinical setting where visual acuity is tested using varying sizes of the Landolt C. This method provides an accurate measurement of the user's visual sharpness by determining the smallest gap they can accurately identify.</w:t>
       </w:r>
     </w:p>
     <w:p>
@@ -10313,6 +10476,7 @@
           <w:sz w:val="24"/>
           <w:szCs w:val="24"/>
         </w:rPr>
+        <w:lastRenderedPageBreak/>
         <w:t>Drop another 1 level, ensuring the user gets a chance to correct mistakes and confirm their acuity level.</w:t>
       </w:r>
     </w:p>
@@ -10362,7 +10526,6 @@
           <w:sz w:val="24"/>
           <w:szCs w:val="24"/>
         </w:rPr>
-        <w:lastRenderedPageBreak/>
         <w:t>The user is allowed 3 incorrect answers throughout the test. After the third mistake, the highest previously passed level is recorded as their final visual acuity.</w:t>
       </w:r>
     </w:p>
@@ -10630,6 +10793,7 @@
           <w:szCs w:val="24"/>
           <w:u w:val="single"/>
         </w:rPr>
+        <w:lastRenderedPageBreak/>
         <w:t>Determining Final Result:</w:t>
       </w:r>
       <w:r>
@@ -10658,7 +10822,6 @@
       </w:pPr>
       <w:bookmarkStart w:id="54" w:name="_Toc177853831"/>
       <w:r>
-        <w:lastRenderedPageBreak/>
         <w:t>5.4.2 The Contrast Test:</w:t>
       </w:r>
       <w:bookmarkEnd w:id="54"/>
@@ -11061,6 +11224,7 @@
           <w:sz w:val="24"/>
           <w:szCs w:val="24"/>
         </w:rPr>
+        <w:lastRenderedPageBreak/>
         <w:t>This approach ensures the test starts easy and becomes more challenging, fine-tuning the assessment of contrast sensitivity, especially at higher difficulty levels where precise measurement is crucial.</w:t>
       </w:r>
     </w:p>
@@ -11070,7 +11234,6 @@
       </w:pPr>
       <w:bookmarkStart w:id="55" w:name="_Toc177853832"/>
       <w:r>
-        <w:lastRenderedPageBreak/>
         <w:t>5.4.3 Color Vision Test:</w:t>
       </w:r>
       <w:bookmarkEnd w:id="55"/>
@@ -11464,6 +11627,7 @@
           <w:sz w:val="24"/>
           <w:szCs w:val="24"/>
         </w:rPr>
+        <w:lastRenderedPageBreak/>
         <w:t>Analyze the answers to determine the type and severity of color vision deficiency, such as deuteranomaly (green-weak), protanomaly (red-weak), or tritanomaly (blue-weak).</w:t>
       </w:r>
     </w:p>
@@ -11520,7 +11684,6 @@
           <w:sz w:val="24"/>
           <w:szCs w:val="24"/>
         </w:rPr>
-        <w:lastRenderedPageBreak/>
         <w:t>Offer insights into the user’s color vision and suggest further professional evaluation if necessary.</w:t>
       </w:r>
     </w:p>
@@ -11894,6 +12057,7 @@
           <w:sz w:val="24"/>
           <w:szCs w:val="24"/>
         </w:rPr>
+        <w:lastRenderedPageBreak/>
         <w:t>If inconsistencies or disturbances in vision are reported, recommend a more comprehensive examination by an eye care professional.</w:t>
       </w:r>
     </w:p>
@@ -11922,7 +12086,6 @@
       </w:pPr>
       <w:bookmarkStart w:id="57" w:name="_Toc177853834"/>
       <w:r>
-        <w:lastRenderedPageBreak/>
         <w:t>5.4.5 Field of Vision Test:</w:t>
       </w:r>
       <w:bookmarkEnd w:id="57"/>
@@ -12290,6 +12453,7 @@
       </w:pPr>
       <w:bookmarkStart w:id="58" w:name="_Toc177853835"/>
       <w:r>
+        <w:lastRenderedPageBreak/>
         <w:t>5.5 Screen Calibration:</w:t>
       </w:r>
       <w:bookmarkEnd w:id="58"/>
@@ -12310,16 +12474,7 @@
           <w:sz w:val="24"/>
           <w:szCs w:val="24"/>
         </w:rPr>
-        <w:t xml:space="preserve">The calibration ensures that the letters on the screen are scaled to simulate their actual size if viewed from a 40 cm distance. Proper calibration helps ensure that the user’s results reflect a real-world equivalent of their vision clarity, as the size and distance are both optimized for standard eye testing conditions. Output: A correctly calibrated screen optimized for a viewing distance of 40 cm, or a warning about reduced test accuracy. Why this calibration is important: Visual acuity tests are typically designed to assess a user’s ability to distinguish shapes or letters at a set distance (usually 40 </w:t>
-      </w:r>
-      <w:r>
-        <w:rPr>
-          <w:rFonts w:ascii="Times New Roman" w:eastAsia="Times New Roman" w:hAnsi="Times New Roman" w:cs="Times New Roman"/>
-          <w:sz w:val="24"/>
-          <w:szCs w:val="24"/>
-        </w:rPr>
-        <w:lastRenderedPageBreak/>
-        <w:t>cm for near vision tests). Ensuring that the screen is calibrated properly ensures that the size of the optotypes (the symbols) displayed on the screen corresponds accurately to what would be used in a clinical setting. Calibration also ensures that variations in monitor size and resolution are accounted for, so the test can deliver accurate results when viewed from approximately 40 cm away.</w:t>
+        <w:t>The calibration ensures that the letters on the screen are scaled to simulate their actual size if viewed from a 40 cm distance. Proper calibration helps ensure that the user’s results reflect a real-world equivalent of their vision clarity, as the size and distance are both optimized for standard eye testing conditions. Output: A correctly calibrated screen optimized for a viewing distance of 40 cm, or a warning about reduced test accuracy. Why this calibration is important: Visual acuity tests are typically designed to assess a user’s ability to distinguish shapes or letters at a set distance (usually 40 cm for near vision tests). Ensuring that the screen is calibrated properly ensures that the size of the optotypes (the symbols) displayed on the screen corresponds accurately to what would be used in a clinical setting. Calibration also ensures that variations in monitor size and resolution are accounted for, so the test can deliver accurate results when viewed from approximately 40 cm away.</w:t>
       </w:r>
     </w:p>
     <w:p>
@@ -12424,7 +12579,26 @@
           <w:sz w:val="28"/>
           <w:szCs w:val="28"/>
         </w:rPr>
-        <w:t>The evaluation of the OptiVision system will focus on ensuring that all components of the system function correctly, provide accurate results, and deliver a seamless user experience. This evaluation will be divided into three main areas: System Functionality, User Experience, and Vision Test Accuracy.</w:t>
+        <w:lastRenderedPageBreak/>
+        <w:t xml:space="preserve">The evaluation of the </w:t>
+      </w:r>
+      <w:proofErr w:type="spellStart"/>
+      <w:r>
+        <w:rPr>
+          <w:rFonts w:asciiTheme="majorBidi" w:hAnsiTheme="majorBidi" w:cstheme="majorBidi"/>
+          <w:sz w:val="28"/>
+          <w:szCs w:val="28"/>
+        </w:rPr>
+        <w:t>OptiVision</w:t>
+      </w:r>
+      <w:proofErr w:type="spellEnd"/>
+      <w:r>
+        <w:rPr>
+          <w:rFonts w:asciiTheme="majorBidi" w:hAnsiTheme="majorBidi" w:cstheme="majorBidi"/>
+          <w:sz w:val="28"/>
+          <w:szCs w:val="28"/>
+        </w:rPr>
+        <w:t xml:space="preserve"> system will focus on ensuring that all components of the system function correctly, provide accurate results, and deliver a seamless user experience. This evaluation will be divided into three main areas: System Functionality, User Experience, and Vision Test Accuracy.</w:t>
       </w:r>
     </w:p>
     <w:p>
@@ -12433,7 +12607,6 @@
       </w:pPr>
       <w:bookmarkStart w:id="60" w:name="_Toc177853837"/>
       <w:r>
-        <w:lastRenderedPageBreak/>
         <w:t>6.1 System Functionality</w:t>
       </w:r>
       <w:bookmarkEnd w:id="60"/>
@@ -12454,7 +12627,25 @@
           <w:sz w:val="28"/>
           <w:szCs w:val="28"/>
         </w:rPr>
-        <w:t>We will conduct extensive testing to verify that the OptiVision application performs all intended functions reliably. This includes:</w:t>
+        <w:t xml:space="preserve">We will conduct extensive testing to verify that the </w:t>
+      </w:r>
+      <w:proofErr w:type="spellStart"/>
+      <w:r>
+        <w:rPr>
+          <w:rFonts w:asciiTheme="majorBidi" w:hAnsiTheme="majorBidi" w:cstheme="majorBidi"/>
+          <w:sz w:val="28"/>
+          <w:szCs w:val="28"/>
+        </w:rPr>
+        <w:t>OptiVision</w:t>
+      </w:r>
+      <w:proofErr w:type="spellEnd"/>
+      <w:r>
+        <w:rPr>
+          <w:rFonts w:asciiTheme="majorBidi" w:hAnsiTheme="majorBidi" w:cstheme="majorBidi"/>
+          <w:sz w:val="28"/>
+          <w:szCs w:val="28"/>
+        </w:rPr>
+        <w:t xml:space="preserve"> application performs all intended functions reliably. This includes:</w:t>
       </w:r>
     </w:p>
     <w:p>
@@ -12562,6 +12753,7 @@
       </w:pPr>
       <w:bookmarkStart w:id="61" w:name="_Toc177853838"/>
       <w:r>
+        <w:lastRenderedPageBreak/>
         <w:t>6.2 User Experience</w:t>
       </w:r>
       <w:bookmarkEnd w:id="61"/>
@@ -12582,7 +12774,25 @@
           <w:sz w:val="28"/>
           <w:szCs w:val="28"/>
         </w:rPr>
-        <w:t>The evaluation will also consider the overall user experience provided by the OptiVision system. This will involve:</w:t>
+        <w:t xml:space="preserve">The evaluation will also consider the overall user experience provided by the </w:t>
+      </w:r>
+      <w:proofErr w:type="spellStart"/>
+      <w:r>
+        <w:rPr>
+          <w:rFonts w:asciiTheme="majorBidi" w:hAnsiTheme="majorBidi" w:cstheme="majorBidi"/>
+          <w:sz w:val="28"/>
+          <w:szCs w:val="28"/>
+        </w:rPr>
+        <w:t>OptiVision</w:t>
+      </w:r>
+      <w:proofErr w:type="spellEnd"/>
+      <w:r>
+        <w:rPr>
+          <w:rFonts w:asciiTheme="majorBidi" w:hAnsiTheme="majorBidi" w:cstheme="majorBidi"/>
+          <w:sz w:val="28"/>
+          <w:szCs w:val="28"/>
+        </w:rPr>
+        <w:t xml:space="preserve"> system. This will involve:</w:t>
       </w:r>
     </w:p>
     <w:p>
@@ -12615,16 +12825,7 @@
           <w:sz w:val="28"/>
           <w:szCs w:val="28"/>
         </w:rPr>
-        <w:t xml:space="preserve"> Testing the usability of the interface, ensuring that users can easily navigate through the application, perform vision tests, and view their results. We will gather feedback from </w:t>
-      </w:r>
-      <w:r>
-        <w:rPr>
-          <w:rFonts w:asciiTheme="majorBidi" w:hAnsiTheme="majorBidi" w:cstheme="majorBidi"/>
-          <w:sz w:val="28"/>
-          <w:szCs w:val="28"/>
-        </w:rPr>
-        <w:lastRenderedPageBreak/>
-        <w:t>test users to identify any areas where the interface can be improved.</w:t>
+        <w:t xml:space="preserve"> Testing the usability of the interface, ensuring that users can easily navigate through the application, perform vision tests, and view their results. We will gather feedback from test users to identify any areas where the interface can be improved.</w:t>
       </w:r>
     </w:p>
     <w:p>
@@ -12719,7 +12920,25 @@
           <w:sz w:val="28"/>
           <w:szCs w:val="28"/>
         </w:rPr>
-        <w:t>We will validate the accuracy of the vision tests offered by the OptiVision system by comparing the results against established benchmarks. The goal is to ensure that the tests provide reliable assessments of users’ vision health. This evaluation will include:</w:t>
+        <w:t xml:space="preserve">We will validate the accuracy of the vision tests offered by the </w:t>
+      </w:r>
+      <w:proofErr w:type="spellStart"/>
+      <w:r>
+        <w:rPr>
+          <w:rFonts w:asciiTheme="majorBidi" w:hAnsiTheme="majorBidi" w:cstheme="majorBidi"/>
+          <w:sz w:val="28"/>
+          <w:szCs w:val="28"/>
+        </w:rPr>
+        <w:t>OptiVision</w:t>
+      </w:r>
+      <w:proofErr w:type="spellEnd"/>
+      <w:r>
+        <w:rPr>
+          <w:rFonts w:asciiTheme="majorBidi" w:hAnsiTheme="majorBidi" w:cstheme="majorBidi"/>
+          <w:sz w:val="28"/>
+          <w:szCs w:val="28"/>
+        </w:rPr>
+        <w:t xml:space="preserve"> system by comparing the results against established benchmarks. The goal is to ensure that the tests provide reliable assessments of users’ vision health. This evaluation will include:</w:t>
       </w:r>
     </w:p>
     <w:p>
@@ -12777,6 +12996,7 @@
           <w:sz w:val="28"/>
           <w:szCs w:val="28"/>
         </w:rPr>
+        <w:lastRenderedPageBreak/>
         <w:t>Color Vision Test:</w:t>
       </w:r>
       <w:r>
@@ -12843,7 +13063,6 @@
           <w:sz w:val="28"/>
           <w:szCs w:val="28"/>
         </w:rPr>
-        <w:lastRenderedPageBreak/>
         <w:t>Blur Detection Test:</w:t>
       </w:r>
       <w:r>
@@ -14900,6 +15119,7 @@
                 <w:sz w:val="24"/>
                 <w:szCs w:val="24"/>
               </w:rPr>
+              <w:lastRenderedPageBreak/>
               <w:t>7</w:t>
             </w:r>
           </w:p>
@@ -15966,7 +16186,6 @@
                 <w:sz w:val="24"/>
                 <w:szCs w:val="24"/>
               </w:rPr>
-              <w:lastRenderedPageBreak/>
               <w:t>10</w:t>
             </w:r>
           </w:p>
@@ -19390,8 +19609,38 @@
           <w:sz w:val="28"/>
           <w:szCs w:val="28"/>
         </w:rPr>
-        <w:t>This evaluation plan ensures that the OptiVision system is not only functionally robust and accurate in its vision assessments but also provides a user-friendly experience. The comprehensive testing of hardware interactions, application performance, and the accuracy of the vision tests will help ensure that the system meets its intended purpose of providing reliable and accessible vision health assessments.</w:t>
-      </w:r>
+        <w:lastRenderedPageBreak/>
+        <w:t xml:space="preserve">This evaluation plan ensures that the </w:t>
+      </w:r>
+      <w:proofErr w:type="spellStart"/>
+      <w:r>
+        <w:rPr>
+          <w:rFonts w:asciiTheme="majorBidi" w:hAnsiTheme="majorBidi" w:cstheme="majorBidi"/>
+          <w:sz w:val="28"/>
+          <w:szCs w:val="28"/>
+        </w:rPr>
+        <w:t>OptiVision</w:t>
+      </w:r>
+      <w:proofErr w:type="spellEnd"/>
+      <w:r>
+        <w:rPr>
+          <w:rFonts w:asciiTheme="majorBidi" w:hAnsiTheme="majorBidi" w:cstheme="majorBidi"/>
+          <w:sz w:val="28"/>
+          <w:szCs w:val="28"/>
+        </w:rPr>
+        <w:t xml:space="preserve"> system is not only functionally robust and accurate in its vision assessments but also provides a user-friendly experience. The comprehensive testing of hardware interactions, application performance, and the accuracy of the vision tests will help ensure that the system meets its intended purpose of providing reliable and accessible vision health assessments.</w:t>
+      </w:r>
+    </w:p>
+    <w:p>
+      <w:pPr>
+        <w:bidi w:val="0"/>
+        <w:spacing w:line="360" w:lineRule="auto"/>
+        <w:rPr>
+          <w:rFonts w:asciiTheme="majorBidi" w:hAnsiTheme="majorBidi" w:cstheme="majorBidi"/>
+          <w:sz w:val="28"/>
+          <w:szCs w:val="28"/>
+        </w:rPr>
+      </w:pPr>
     </w:p>
     <w:p>
       <w:pPr>
@@ -19399,7 +19648,6 @@
       </w:pPr>
       <w:bookmarkStart w:id="63" w:name="_Toc177853840"/>
       <w:r>
-        <w:lastRenderedPageBreak/>
         <w:t>7. References</w:t>
       </w:r>
       <w:bookmarkEnd w:id="63"/>
@@ -19438,20 +19686,31 @@
     </w:p>
     <w:p>
       <w:pPr>
-        <w:pStyle w:val="Heading2"/>
-      </w:pPr>
-      <w:bookmarkStart w:id="65" w:name="_Toc177853842"/>
-      <w:r>
-        <w:t>7.2 Academic References:</w:t>
-      </w:r>
-      <w:bookmarkEnd w:id="65"/>
-    </w:p>
-    <w:p>
-      <w:pPr>
         <w:bidi w:val="0"/>
         <w:spacing w:line="360" w:lineRule="auto"/>
         <w:rPr>
           <w:rFonts w:asciiTheme="majorBidi" w:hAnsiTheme="majorBidi" w:cstheme="majorBidi"/>
+          <w:sz w:val="28"/>
+          <w:szCs w:val="28"/>
+        </w:rPr>
+      </w:pPr>
+    </w:p>
+    <w:p>
+      <w:pPr>
+        <w:pStyle w:val="Heading2"/>
+      </w:pPr>
+      <w:bookmarkStart w:id="65" w:name="_Toc177853842"/>
+      <w:r>
+        <w:t>7.2 Academic References:</w:t>
+      </w:r>
+      <w:bookmarkEnd w:id="65"/>
+    </w:p>
+    <w:p>
+      <w:pPr>
+        <w:bidi w:val="0"/>
+        <w:spacing w:line="360" w:lineRule="auto"/>
+        <w:rPr>
+          <w:rFonts w:asciiTheme="majorBidi" w:hAnsiTheme="majorBidi" w:cstheme="majorBidi"/>
         </w:rPr>
       </w:pPr>
       <w:r>
@@ -19535,7 +19794,21 @@
         <w:rPr>
           <w:rFonts w:asciiTheme="majorBidi" w:hAnsiTheme="majorBidi" w:cstheme="majorBidi"/>
         </w:rPr>
-        <w:t xml:space="preserve"> Regan, D., &amp; Neima, D. (2010). Low-contrast letter charts and sine-wave grating tests in ophthalmological practice and research. Clinical Vision Sciences, 5(3), 235-250.</w:t>
+        <w:t xml:space="preserve"> Regan, D., &amp; Neima, D. (2010). Low-contrast letter charts and </w:t>
+      </w:r>
+      <w:proofErr w:type="gramStart"/>
+      <w:r>
+        <w:rPr>
+          <w:rFonts w:asciiTheme="majorBidi" w:hAnsiTheme="majorBidi" w:cstheme="majorBidi"/>
+        </w:rPr>
+        <w:t>sine-wave</w:t>
+      </w:r>
+      <w:proofErr w:type="gramEnd"/>
+      <w:r>
+        <w:rPr>
+          <w:rFonts w:asciiTheme="majorBidi" w:hAnsiTheme="majorBidi" w:cstheme="majorBidi"/>
+        </w:rPr>
+        <w:t xml:space="preserve"> grating tests in ophthalmological practice and research. Clinical Vision Sciences, 5(3), 235-250.</w:t>
       </w:r>
     </w:p>
     <w:p>
@@ -19621,6 +19894,7 @@
           <w:b/>
           <w:bCs/>
         </w:rPr>
+        <w:lastRenderedPageBreak/>
         <w:t>[8]</w:t>
       </w:r>
       <w:r>
@@ -19673,7 +19947,35 @@
         <w:rPr>
           <w:rFonts w:asciiTheme="majorBidi" w:hAnsiTheme="majorBidi" w:cstheme="majorBidi"/>
         </w:rPr>
-        <w:t xml:space="preserve"> Porcar, E., &amp; Montés-Micó, R. (2007). Screening for visual problems in school-age children: A review. Journal of Optometry, 1(2), 57-65.</w:t>
+        <w:t xml:space="preserve"> </w:t>
+      </w:r>
+      <w:proofErr w:type="spellStart"/>
+      <w:r>
+        <w:rPr>
+          <w:rFonts w:asciiTheme="majorBidi" w:hAnsiTheme="majorBidi" w:cstheme="majorBidi"/>
+        </w:rPr>
+        <w:t>Porcar</w:t>
+      </w:r>
+      <w:proofErr w:type="spellEnd"/>
+      <w:r>
+        <w:rPr>
+          <w:rFonts w:asciiTheme="majorBidi" w:hAnsiTheme="majorBidi" w:cstheme="majorBidi"/>
+        </w:rPr>
+        <w:t xml:space="preserve">, E., &amp; </w:t>
+      </w:r>
+      <w:proofErr w:type="spellStart"/>
+      <w:r>
+        <w:rPr>
+          <w:rFonts w:asciiTheme="majorBidi" w:hAnsiTheme="majorBidi" w:cstheme="majorBidi"/>
+        </w:rPr>
+        <w:t>Montés-Micó</w:t>
+      </w:r>
+      <w:proofErr w:type="spellEnd"/>
+      <w:r>
+        <w:rPr>
+          <w:rFonts w:asciiTheme="majorBidi" w:hAnsiTheme="majorBidi" w:cstheme="majorBidi"/>
+        </w:rPr>
+        <w:t>, R. (2007). Screening for visual problems in school-age children: A review. Journal of Optometry, 1(2), 57-65.</w:t>
       </w:r>
     </w:p>
     <w:p>
